--- a/products-storage/13-raschet-metrami/52-chek-list-raschet-metrami.docx
+++ b/products-storage/13-raschet-metrami/52-chek-list-raschet-metrami.docx
@@ -5,30 +5,35 @@
     <w:p>
       <w:pPr>
         <w:pStyle w:val="Heading1"/>
-        <w:spacing w:after="200" w:before="240"/>
+        <w:pBdr>
+          <w:top w:val="single" w:sz="12" w:space="5" w:color="B08D57"/>
+        </w:pBdr>
+        <w:spacing w:after="80" w:before="240"/>
       </w:pPr>
       <w:r>
         <w:rPr>
           <w:rFonts w:ascii="Times New Roman" w:cs="Times New Roman" w:eastAsia="Times New Roman" w:hAnsi="Times New Roman"/>
           <w:b/>
           <w:bCs/>
+          <w:i w:val="0"/>
+          <w:color w:val="323539"/>
           <w:sz w:val="32"/>
           <w:szCs w:val="32"/>
         </w:rPr>
-        <w:t xml:space="preserve">Чек-лист: расчёт метрами вместо денег</w:t>
-      </w:r>
-    </w:p>
-    <w:p>
-      <w:pPr>
-        <w:spacing w:after="120" w:line="276"/>
-      </w:pPr>
-      <w:r>
-        <w:rPr>
-          <w:rFonts w:ascii="Times New Roman" w:cs="Times New Roman" w:eastAsia="Times New Roman" w:hAnsi="Times New Roman"/>
-          <w:i/>
+        <w:t>Чек-лист проверки расчётов в неденежной форме</w:t>
+      </w:r>
+    </w:p>
+    <w:p>
+      <w:pPr>
+        <w:spacing w:after="40" w:line="259" w:lineRule="auto"/>
+      </w:pPr>
+      <w:r>
+        <w:rPr>
+          <w:rFonts w:ascii="Times New Roman" w:cs="Times New Roman" w:eastAsia="Times New Roman" w:hAnsi="Times New Roman"/>
+          <w:i w:val="0"/>
           <w:iCs/>
-          <w:color w:val="595959"/>
-          <w:sz w:val="24"/>
+          <w:color w:val="323539"/>
+          <w:sz w:val="21"/>
           <w:szCs w:val="24"/>
         </w:rPr>
         <w:t xml:space="preserve">Рабочий лист к «Алгоритму: проверка расчёта метрами до входа»: алгоритм ведёт по шагам, лист фиксирует ответы. Заполняется до подписания договора подряда и любых бумаг по метрам. Не заполнен — решение о входе не принимается.</w:t>
@@ -63,14 +68,16 @@
           </w:tcPr>
           <w:p>
             <w:pPr>
-              <w:spacing w:after="100" w:line="276"/>
+              <w:spacing w:after="80" w:line="259" w:lineRule="auto"/>
             </w:pPr>
             <w:r>
               <w:rPr>
                 <w:rFonts w:ascii="Times New Roman" w:cs="Times New Roman" w:eastAsia="Times New Roman" w:hAnsi="Times New Roman"/>
                 <w:b/>
                 <w:bCs/>
-                <w:sz w:val="24"/>
+                <w:i w:val="0"/>
+                <w:color w:val="323539"/>
+                <w:sz w:val="21"/>
                 <w:szCs w:val="24"/>
               </w:rPr>
               <w:t xml:space="preserve">Важно, прочитайте до использования</w:t>
@@ -78,54 +85,62 @@
           </w:p>
           <w:p>
             <w:pPr>
-              <w:spacing w:after="100" w:line="276"/>
+              <w:spacing w:after="80" w:line="259" w:lineRule="auto"/>
             </w:pPr>
             <w:r>
               <w:rPr>
                 <w:rFonts w:ascii="Times New Roman" w:cs="Times New Roman" w:eastAsia="Times New Roman" w:hAnsi="Times New Roman"/>
-                <w:sz w:val="24"/>
+                <w:i w:val="0"/>
+                <w:color w:val="323539"/>
+                <w:sz w:val="21"/>
                 <w:szCs w:val="24"/>
               </w:rPr>
-              <w:t xml:space="preserve">Это порядок проверки предложения «рассчитаемся квартирами» и типовые запросы к сторонам сделки, а не юридическая консультация и не гарантия того, что сделка окажется безопасной или что ответы на запросы будут получены. Комплект делает видимым, что именно вам предлагают — оплаченную квартиру или долг за неё, — и переводит решение из «по старой памяти» в решение по проверенным фактам.</w:t>
-            </w:r>
-          </w:p>
-          <w:p>
-            <w:pPr>
-              <w:spacing w:after="100" w:line="276"/>
+              <w:t>Комплект предназначен для проверки расчётов жилыми и офисными помещениями, машино-местами либо правами на них. По единому алгоритму оцениваются форма передачи, зарегистрированные права, обременения и стоимость объекта. При уступке прав по ДДУ дополнительно проверяется наполнение соответствующего счёта эскроу.</w:t>
+            </w:r>
+          </w:p>
+          <w:p>
+            <w:pPr>
+              <w:spacing w:after="80" w:line="259" w:lineRule="auto"/>
             </w:pPr>
             <w:r>
               <w:rPr>
                 <w:rFonts w:ascii="Times New Roman" w:cs="Times New Roman" w:eastAsia="Times New Roman" w:hAnsi="Times New Roman"/>
-                <w:sz w:val="24"/>
+                <w:i w:val="0"/>
+                <w:color w:val="323539"/>
+                <w:sz w:val="21"/>
                 <w:szCs w:val="24"/>
               </w:rPr>
-              <w:t xml:space="preserve">Тексты вычитку юристом не проходили. Нормативные ссылки сверены с действующими редакциями отдельным заходом 09.08.2026; сверка подтверждает, что нормы названы верно, и не заменяет оценку вашей сделки по конкретным документам.</w:t>
-            </w:r>
-          </w:p>
-          <w:p>
-            <w:pPr>
-              <w:spacing w:after="100" w:line="276"/>
+              <w:t>До подписания проверьте документы о праве на объект и обременениях. При уступке прав по ДДУ дополнительно сопоставьте ДДУ, уступку и банковские подтверждения с применимыми положениями Закона № 214-ФЗ; при переводе долга — с п. 2 ст. 391 ГК РФ.</w:t>
+            </w:r>
+          </w:p>
+          <w:p>
+            <w:pPr>
+              <w:spacing w:after="80" w:line="259" w:lineRule="auto"/>
             </w:pPr>
             <w:r>
               <w:rPr>
                 <w:rFonts w:ascii="Times New Roman" w:cs="Times New Roman" w:eastAsia="Times New Roman" w:hAnsi="Times New Roman"/>
-                <w:sz w:val="24"/>
+                <w:i w:val="0"/>
+                <w:color w:val="323539"/>
+                <w:sz w:val="21"/>
                 <w:szCs w:val="24"/>
               </w:rPr>
-              <w:t xml:space="preserve">Граница проходит по стадии. Пока сделка обсуждается и бумаги не подписаны — комплект работает. Уступка уже подписана и идёт спор — дальше работа юриста по конкретным документам. Застройщик в процедуре банкротства — это комплект «Реестр требований кредиторов» и юрист, а не эти файлы.</w:t>
-            </w:r>
-          </w:p>
-          <w:p>
-            <w:pPr>
-              <w:spacing w:after="0" w:line="276"/>
+              <w:t>Граница проходит по стадии. Проверка проводится на стадии согласования сделки до подписания договора и документов о передаче. При возникших разногласиях после подписания документы передаются для правовой оценки. При банкротстве застройщика отдельно проверяется порядок предъявления требований в соответствующей процедуре.</w:t>
+            </w:r>
+          </w:p>
+          <w:p>
+            <w:pPr>
+              <w:spacing w:after="0" w:line="259" w:lineRule="auto"/>
             </w:pPr>
             <w:r>
               <w:rPr>
                 <w:rFonts w:ascii="Times New Roman" w:cs="Times New Roman" w:eastAsia="Times New Roman" w:hAnsi="Times New Roman"/>
-                <w:sz w:val="24"/>
+                <w:i w:val="0"/>
+                <w:color w:val="323539"/>
+                <w:sz w:val="21"/>
                 <w:szCs w:val="24"/>
               </w:rPr>
-              <w:t xml:space="preserve">Числовых норм закона в файлах нет намеренно: нормы названы по имени, значения берутся из действующей редакции на дату проверки — скачанный файл не обновляется сам. Сделку с уступкой при пустом или не пополненном счёте эскроу без юриста не подписывать.</w:t>
+              <w:t>При неполном пополнении эскроу отдельно проверьте, кто обязан внести недостающую сумму, условия одновременного перевода долга и согласие кредитора. Подтверждение расчётов между сторонами не означает поступления средств на счёт эскроу.</w:t>
             </w:r>
           </w:p>
         </w:tc>
@@ -133,20 +148,22 @@
     </w:tbl>
     <w:p>
       <w:pPr>
-        <w:spacing w:after="120" w:line="276"/>
+        <w:spacing w:after="40" w:line="259" w:lineRule="auto"/>
       </w:pPr>
     </w:p>
     <w:p>
       <w:pPr>
         <w:pStyle w:val="Heading2"/>
         <w:keepNext/>
-        <w:spacing w:after="120" w:before="260"/>
+        <w:spacing w:after="80" w:before="260"/>
       </w:pPr>
       <w:r>
         <w:rPr>
           <w:rFonts w:ascii="Times New Roman" w:cs="Times New Roman" w:eastAsia="Times New Roman" w:hAnsi="Times New Roman"/>
           <w:b/>
           <w:bCs/>
+          <w:i w:val="0"/>
+          <w:color w:val="323539"/>
           <w:sz w:val="26"/>
           <w:szCs w:val="26"/>
         </w:rPr>
@@ -155,25 +172,29 @@
     </w:p>
     <w:p>
       <w:pPr>
-        <w:spacing w:after="80" w:line="276"/>
-      </w:pPr>
-      <w:r>
-        <w:rPr>
-          <w:rFonts w:ascii="Times New Roman" w:cs="Times New Roman" w:eastAsia="Times New Roman" w:hAnsi="Times New Roman"/>
-          <w:sz w:val="24"/>
-          <w:szCs w:val="24"/>
-        </w:rPr>
-        <w:t xml:space="preserve">☐  Названа форма: ДДУ на подрядчика / уступка / иное (записать).</w:t>
-      </w:r>
-    </w:p>
-    <w:p>
-      <w:pPr>
-        <w:spacing w:after="80" w:line="276"/>
-      </w:pPr>
-      <w:r>
-        <w:rPr>
-          <w:rFonts w:ascii="Times New Roman" w:cs="Times New Roman" w:eastAsia="Times New Roman" w:hAnsi="Times New Roman"/>
-          <w:sz w:val="24"/>
+        <w:spacing w:after="40" w:line="259" w:lineRule="auto"/>
+      </w:pPr>
+      <w:r>
+        <w:rPr>
+          <w:rFonts w:ascii="Times New Roman" w:cs="Times New Roman" w:eastAsia="Times New Roman" w:hAnsi="Times New Roman"/>
+          <w:i w:val="0"/>
+          <w:color w:val="323539"/>
+          <w:sz w:val="21"/>
+          <w:szCs w:val="24"/>
+        </w:rPr>
+        <w:t>☐  Названа форма: передача готового объекта / ДДУ на подрядчика / уступка / иное (записать).</w:t>
+      </w:r>
+    </w:p>
+    <w:p>
+      <w:pPr>
+        <w:spacing w:after="40" w:line="259" w:lineRule="auto"/>
+      </w:pPr>
+      <w:r>
+        <w:rPr>
+          <w:rFonts w:ascii="Times New Roman" w:cs="Times New Roman" w:eastAsia="Times New Roman" w:hAnsi="Times New Roman"/>
+          <w:i w:val="0"/>
+          <w:color w:val="323539"/>
+          <w:sz w:val="21"/>
           <w:szCs w:val="24"/>
         </w:rPr>
         <w:t xml:space="preserve">☐  Если уступка — известен первый участник (не аффилированное ли лицо застройщика) и причина уступки.</w:t>
@@ -181,25 +202,29 @@
     </w:p>
     <w:p>
       <w:pPr>
-        <w:spacing w:after="80" w:line="276"/>
-      </w:pPr>
-      <w:r>
-        <w:rPr>
-          <w:rFonts w:ascii="Times New Roman" w:cs="Times New Roman" w:eastAsia="Times New Roman" w:hAnsi="Times New Roman"/>
-          <w:sz w:val="24"/>
-          <w:szCs w:val="24"/>
-        </w:rPr>
-        <w:t xml:space="preserve">☐  Проект договора и уступки получен на руки до начала работ.</w:t>
-      </w:r>
-    </w:p>
-    <w:p>
-      <w:pPr>
-        <w:spacing w:after="80" w:line="276"/>
-      </w:pPr>
-      <w:r>
-        <w:rPr>
-          <w:rFonts w:ascii="Times New Roman" w:cs="Times New Roman" w:eastAsia="Times New Roman" w:hAnsi="Times New Roman"/>
-          <w:sz w:val="24"/>
+        <w:spacing w:after="40" w:line="259" w:lineRule="auto"/>
+      </w:pPr>
+      <w:r>
+        <w:rPr>
+          <w:rFonts w:ascii="Times New Roman" w:cs="Times New Roman" w:eastAsia="Times New Roman" w:hAnsi="Times New Roman"/>
+          <w:i w:val="0"/>
+          <w:color w:val="323539"/>
+          <w:sz w:val="21"/>
+          <w:szCs w:val="24"/>
+        </w:rPr>
+        <w:t>☐  Получены документы о передаче объекта. Для готового объекта проверены сведения ЕГРН о праве и обременениях; при уступке по ДДУ — регистрация договора и стадия передачи объекта (ч. 2 ст. 11 Закона № 214-ФЗ). Передача оформлена или стадия не подтверждена — СТОП до определения применимой формы сделки.</w:t>
+      </w:r>
+    </w:p>
+    <w:p>
+      <w:pPr>
+        <w:spacing w:after="40" w:line="259" w:lineRule="auto"/>
+      </w:pPr>
+      <w:r>
+        <w:rPr>
+          <w:rFonts w:ascii="Times New Roman" w:cs="Times New Roman" w:eastAsia="Times New Roman" w:hAnsi="Times New Roman"/>
+          <w:i w:val="0"/>
+          <w:color w:val="323539"/>
+          <w:sz w:val="21"/>
           <w:szCs w:val="24"/>
         </w:rPr>
         <w:t xml:space="preserve">☐  Предварительных договоров и устных «после ввода оформим» в схеме нет.</w:t>
@@ -209,13 +234,15 @@
       <w:pPr>
         <w:pStyle w:val="Heading2"/>
         <w:keepNext/>
-        <w:spacing w:after="120" w:before="260"/>
+        <w:spacing w:after="80" w:before="260"/>
       </w:pPr>
       <w:r>
         <w:rPr>
           <w:rFonts w:ascii="Times New Roman" w:cs="Times New Roman" w:eastAsia="Times New Roman" w:hAnsi="Times New Roman"/>
           <w:b/>
           <w:bCs/>
+          <w:i w:val="0"/>
+          <w:color w:val="323539"/>
           <w:sz w:val="26"/>
           <w:szCs w:val="26"/>
         </w:rPr>
@@ -224,12 +251,14 @@
     </w:p>
     <w:p>
       <w:pPr>
-        <w:spacing w:after="80" w:line="276"/>
-      </w:pPr>
-      <w:r>
-        <w:rPr>
-          <w:rFonts w:ascii="Times New Roman" w:cs="Times New Roman" w:eastAsia="Times New Roman" w:hAnsi="Times New Roman"/>
-          <w:sz w:val="24"/>
+        <w:spacing w:after="40" w:line="259" w:lineRule="auto"/>
+      </w:pPr>
+      <w:r>
+        <w:rPr>
+          <w:rFonts w:ascii="Times New Roman" w:cs="Times New Roman" w:eastAsia="Times New Roman" w:hAnsi="Times New Roman"/>
+          <w:i w:val="0"/>
+          <w:color w:val="323539"/>
+          <w:sz w:val="21"/>
           <w:szCs w:val="24"/>
         </w:rPr>
         <w:t xml:space="preserve">☐  Известно: открыт ли счёт эскроу по передаваемому ДДУ и в каком банке.</w:t>
@@ -237,25 +266,29 @@
     </w:p>
     <w:p>
       <w:pPr>
-        <w:spacing w:after="80" w:line="276"/>
-      </w:pPr>
-      <w:r>
-        <w:rPr>
-          <w:rFonts w:ascii="Times New Roman" w:cs="Times New Roman" w:eastAsia="Times New Roman" w:hAnsi="Times New Roman"/>
-          <w:sz w:val="24"/>
-          <w:szCs w:val="24"/>
-        </w:rPr>
-        <w:t xml:space="preserve">☐  Есть справка/выписка банка о пополнении эскроу на сумму договора (письмо застройщика подтверждением не является). Форма запроса — «Запрос о состоянии счёта эскроу по передаваемому ДДУ».</w:t>
-      </w:r>
-    </w:p>
-    <w:p>
-      <w:pPr>
-        <w:spacing w:after="80" w:line="276"/>
-      </w:pPr>
-      <w:r>
-        <w:rPr>
-          <w:rFonts w:ascii="Times New Roman" w:cs="Times New Roman" w:eastAsia="Times New Roman" w:hAnsi="Times New Roman"/>
-          <w:sz w:val="24"/>
+        <w:spacing w:after="40" w:line="259" w:lineRule="auto"/>
+      </w:pPr>
+      <w:r>
+        <w:rPr>
+          <w:rFonts w:ascii="Times New Roman" w:cs="Times New Roman" w:eastAsia="Times New Roman" w:hAnsi="Times New Roman"/>
+          <w:i w:val="0"/>
+          <w:color w:val="323539"/>
+          <w:sz w:val="21"/>
+          <w:szCs w:val="24"/>
+        </w:rPr>
+        <w:t>☐  При уступке по ДДУ получена справка/выписка банка о наполнении счёта эскроу на сумму договора (письмо застройщика подтверждением не является). Форма запроса — «Запрос о наполнении счёта эскроу по передаваемому ДДУ».</w:t>
+      </w:r>
+    </w:p>
+    <w:p>
+      <w:pPr>
+        <w:spacing w:after="40" w:line="259" w:lineRule="auto"/>
+      </w:pPr>
+      <w:r>
+        <w:rPr>
+          <w:rFonts w:ascii="Times New Roman" w:cs="Times New Roman" w:eastAsia="Times New Roman" w:hAnsi="Times New Roman"/>
+          <w:i w:val="0"/>
+          <w:color w:val="323539"/>
+          <w:sz w:val="21"/>
           <w:szCs w:val="24"/>
         </w:rPr>
         <w:t xml:space="preserve">☐  В уступке прочитан пункт об обязательствах по внесению средств на эскроу: переходят ли они на подрядчика (памятка «Читаем уступку: пункт об обязательствах по эскроу»).</w:t>
@@ -263,28 +296,32 @@
     </w:p>
     <w:p>
       <w:pPr>
-        <w:spacing w:after="80" w:line="276"/>
-      </w:pPr>
-      <w:r>
-        <w:rPr>
-          <w:rFonts w:ascii="Times New Roman" w:cs="Times New Roman" w:eastAsia="Times New Roman" w:hAnsi="Times New Roman"/>
-          <w:sz w:val="24"/>
-          <w:szCs w:val="24"/>
-        </w:rPr>
-        <w:t xml:space="preserve">☐  Если обязанность пополнить эскроу переходит — есть письменный зачёт стоимости работ, подтверждённый юристом; обещаний «выдадим акт о полном расчёте после ввода» в качестве замены нет.</w:t>
+        <w:spacing w:after="40" w:line="259" w:lineRule="auto"/>
+      </w:pPr>
+      <w:r>
+        <w:rPr>
+          <w:rFonts w:ascii="Times New Roman" w:cs="Times New Roman" w:eastAsia="Times New Roman" w:hAnsi="Times New Roman"/>
+          <w:i w:val="0"/>
+          <w:color w:val="323539"/>
+          <w:sz w:val="21"/>
+          <w:szCs w:val="24"/>
+        </w:rPr>
+        <w:t>☐  Разделены цена ДДУ на эскроу, цена уступки цеденту и расчёт за работы. При неоплаченном ДДУ проверены одновременный перевод долга и согласие кредитора (ч. 1 ст. 11 Закона № 214-ФЗ; п. 2 ст. 391 ГК РФ). При цеденте — юридическом лице проверена уплата цены уступки после госрегистрации (ч. 3 ст. 11 Закона № 214-ФЗ); при зачёте работ — момент зачёта и встречные требования. Зачёт не подтверждает пополнение эскроу (ч. 3 ст. 15.4 Закона № 214-ФЗ).</w:t>
       </w:r>
     </w:p>
     <w:p>
       <w:pPr>
         <w:pStyle w:val="Heading2"/>
         <w:keepNext/>
-        <w:spacing w:after="120" w:before="260"/>
+        <w:spacing w:after="80" w:before="260"/>
       </w:pPr>
       <w:r>
         <w:rPr>
           <w:rFonts w:ascii="Times New Roman" w:cs="Times New Roman" w:eastAsia="Times New Roman" w:hAnsi="Times New Roman"/>
           <w:b/>
           <w:bCs/>
+          <w:i w:val="0"/>
+          <w:color w:val="323539"/>
           <w:sz w:val="26"/>
           <w:szCs w:val="26"/>
         </w:rPr>
@@ -293,12 +330,14 @@
     </w:p>
     <w:p>
       <w:pPr>
-        <w:spacing w:after="80" w:line="276"/>
-      </w:pPr>
-      <w:r>
-        <w:rPr>
-          <w:rFonts w:ascii="Times New Roman" w:cs="Times New Roman" w:eastAsia="Times New Roman" w:hAnsi="Times New Roman"/>
-          <w:sz w:val="24"/>
+        <w:spacing w:after="40" w:line="259" w:lineRule="auto"/>
+      </w:pPr>
+      <w:r>
+        <w:rPr>
+          <w:rFonts w:ascii="Times New Roman" w:cs="Times New Roman" w:eastAsia="Times New Roman" w:hAnsi="Times New Roman"/>
+          <w:i w:val="0"/>
+          <w:color w:val="323539"/>
+          <w:sz w:val="21"/>
           <w:szCs w:val="24"/>
         </w:rPr>
         <w:t xml:space="preserve">☐  Проектная декларация в ЕИСЖС прочитана: срок ввода, переносы.</w:t>
@@ -306,12 +345,14 @@
     </w:p>
     <w:p>
       <w:pPr>
-        <w:spacing w:after="80" w:line="276"/>
-      </w:pPr>
-      <w:r>
-        <w:rPr>
-          <w:rFonts w:ascii="Times New Roman" w:cs="Times New Roman" w:eastAsia="Times New Roman" w:hAnsi="Times New Roman"/>
-          <w:sz w:val="24"/>
+        <w:spacing w:after="40" w:line="259" w:lineRule="auto"/>
+      </w:pPr>
+      <w:r>
+        <w:rPr>
+          <w:rFonts w:ascii="Times New Roman" w:cs="Times New Roman" w:eastAsia="Times New Roman" w:hAnsi="Times New Roman"/>
+          <w:i w:val="0"/>
+          <w:color w:val="323539"/>
+          <w:sz w:val="21"/>
           <w:szCs w:val="24"/>
         </w:rPr>
         <w:t xml:space="preserve">☐  Разрешение на строительство действует; дата окончания записана.</w:t>
@@ -319,12 +360,14 @@
     </w:p>
     <w:p>
       <w:pPr>
-        <w:spacing w:after="80" w:line="276"/>
-      </w:pPr>
-      <w:r>
-        <w:rPr>
-          <w:rFonts w:ascii="Times New Roman" w:cs="Times New Roman" w:eastAsia="Times New Roman" w:hAnsi="Times New Roman"/>
-          <w:sz w:val="24"/>
+        <w:spacing w:after="40" w:line="259" w:lineRule="auto"/>
+      </w:pPr>
+      <w:r>
+        <w:rPr>
+          <w:rFonts w:ascii="Times New Roman" w:cs="Times New Roman" w:eastAsia="Times New Roman" w:hAnsi="Times New Roman"/>
+          <w:i w:val="0"/>
+          <w:color w:val="323539"/>
+          <w:sz w:val="21"/>
           <w:szCs w:val="24"/>
         </w:rPr>
         <w:t xml:space="preserve">☐  Картотека арбитража проверена: иски, банкротство.</w:t>
@@ -332,12 +375,14 @@
     </w:p>
     <w:p>
       <w:pPr>
-        <w:spacing w:after="80" w:line="276"/>
-      </w:pPr>
-      <w:r>
-        <w:rPr>
-          <w:rFonts w:ascii="Times New Roman" w:cs="Times New Roman" w:eastAsia="Times New Roman" w:hAnsi="Times New Roman"/>
-          <w:sz w:val="24"/>
+        <w:spacing w:after="40" w:line="259" w:lineRule="auto"/>
+      </w:pPr>
+      <w:r>
+        <w:rPr>
+          <w:rFonts w:ascii="Times New Roman" w:cs="Times New Roman" w:eastAsia="Times New Roman" w:hAnsi="Times New Roman"/>
+          <w:i w:val="0"/>
+          <w:color w:val="323539"/>
+          <w:sz w:val="21"/>
           <w:szCs w:val="24"/>
         </w:rPr>
         <w:t xml:space="preserve">☐  Федресурс проверен: намерений кредиторов нет.</w:t>
@@ -345,12 +390,14 @@
     </w:p>
     <w:p>
       <w:pPr>
-        <w:spacing w:after="80" w:line="276"/>
-      </w:pPr>
-      <w:r>
-        <w:rPr>
-          <w:rFonts w:ascii="Times New Roman" w:cs="Times New Roman" w:eastAsia="Times New Roman" w:hAnsi="Times New Roman"/>
-          <w:sz w:val="24"/>
+        <w:spacing w:after="40" w:line="259" w:lineRule="auto"/>
+      </w:pPr>
+      <w:r>
+        <w:rPr>
+          <w:rFonts w:ascii="Times New Roman" w:cs="Times New Roman" w:eastAsia="Times New Roman" w:hAnsi="Times New Roman"/>
+          <w:i w:val="0"/>
+          <w:color w:val="323539"/>
+          <w:sz w:val="21"/>
           <w:szCs w:val="24"/>
         </w:rPr>
         <w:t xml:space="preserve">☐  Выписка ЕГРЮЛ свежая: статус действующий, собственник известен.</w:t>
@@ -358,12 +405,14 @@
     </w:p>
     <w:p>
       <w:pPr>
-        <w:spacing w:after="80" w:line="276"/>
-      </w:pPr>
-      <w:r>
-        <w:rPr>
-          <w:rFonts w:ascii="Times New Roman" w:cs="Times New Roman" w:eastAsia="Times New Roman" w:hAnsi="Times New Roman"/>
-          <w:sz w:val="24"/>
+        <w:spacing w:after="40" w:line="259" w:lineRule="auto"/>
+      </w:pPr>
+      <w:r>
+        <w:rPr>
+          <w:rFonts w:ascii="Times New Roman" w:cs="Times New Roman" w:eastAsia="Times New Roman" w:hAnsi="Times New Roman"/>
+          <w:i w:val="0"/>
+          <w:color w:val="323539"/>
+          <w:sz w:val="21"/>
           <w:szCs w:val="24"/>
         </w:rPr>
         <w:t xml:space="preserve">☐  Состояние дома осмотрено; отставание от графика названо. Письменная фиксация статуса — «Запрос застройщику о статусе объекта».</w:t>
@@ -373,13 +422,15 @@
       <w:pPr>
         <w:pStyle w:val="Heading2"/>
         <w:keepNext/>
-        <w:spacing w:after="120" w:before="260"/>
+        <w:spacing w:after="80" w:before="260"/>
       </w:pPr>
       <w:r>
         <w:rPr>
           <w:rFonts w:ascii="Times New Roman" w:cs="Times New Roman" w:eastAsia="Times New Roman" w:hAnsi="Times New Roman"/>
           <w:b/>
           <w:bCs/>
+          <w:i w:val="0"/>
+          <w:color w:val="323539"/>
           <w:sz w:val="26"/>
           <w:szCs w:val="26"/>
         </w:rPr>
@@ -388,12 +439,14 @@
     </w:p>
     <w:p>
       <w:pPr>
-        <w:spacing w:after="80" w:line="276"/>
-      </w:pPr>
-      <w:r>
-        <w:rPr>
-          <w:rFonts w:ascii="Times New Roman" w:cs="Times New Roman" w:eastAsia="Times New Roman" w:hAnsi="Times New Roman"/>
-          <w:sz w:val="24"/>
+        <w:spacing w:after="40" w:line="259" w:lineRule="auto"/>
+      </w:pPr>
+      <w:r>
+        <w:rPr>
+          <w:rFonts w:ascii="Times New Roman" w:cs="Times New Roman" w:eastAsia="Times New Roman" w:hAnsi="Times New Roman"/>
+          <w:i w:val="0"/>
+          <w:color w:val="323539"/>
+          <w:sz w:val="21"/>
           <w:szCs w:val="24"/>
         </w:rPr>
         <w:t xml:space="preserve">☐  Известен банк проектного финансирования.</w:t>
@@ -401,25 +454,29 @@
     </w:p>
     <w:p>
       <w:pPr>
-        <w:spacing w:after="80" w:line="276"/>
-      </w:pPr>
-      <w:r>
-        <w:rPr>
-          <w:rFonts w:ascii="Times New Roman" w:cs="Times New Roman" w:eastAsia="Times New Roman" w:hAnsi="Times New Roman"/>
-          <w:sz w:val="24"/>
-          <w:szCs w:val="24"/>
-        </w:rPr>
-        <w:t xml:space="preserve">☐  Финансирование идёт (стройка движется, подрядчикам платят) — проверено, а не со слов застройщика.</w:t>
-      </w:r>
-    </w:p>
-    <w:p>
-      <w:pPr>
-        <w:spacing w:after="80" w:line="276"/>
-      </w:pPr>
-      <w:r>
-        <w:rPr>
-          <w:rFonts w:ascii="Times New Roman" w:cs="Times New Roman" w:eastAsia="Times New Roman" w:hAnsi="Times New Roman"/>
-          <w:sz w:val="24"/>
+        <w:spacing w:after="40" w:line="259" w:lineRule="auto"/>
+      </w:pPr>
+      <w:r>
+        <w:rPr>
+          <w:rFonts w:ascii="Times New Roman" w:cs="Times New Roman" w:eastAsia="Times New Roman" w:hAnsi="Times New Roman"/>
+          <w:i w:val="0"/>
+          <w:color w:val="323539"/>
+          <w:sz w:val="21"/>
+          <w:szCs w:val="24"/>
+        </w:rPr>
+        <w:t>☐  Условия проектного финансирования и ограничения по кредитной документации запрошены и проверены в доступной части; ход строительства и платежи подрядчикам сами по себе не подтверждают отсутствие ограничений.</w:t>
+      </w:r>
+    </w:p>
+    <w:p>
+      <w:pPr>
+        <w:spacing w:after="40" w:line="259" w:lineRule="auto"/>
+      </w:pPr>
+      <w:r>
+        <w:rPr>
+          <w:rFonts w:ascii="Times New Roman" w:cs="Times New Roman" w:eastAsia="Times New Roman" w:hAnsi="Times New Roman"/>
+          <w:i w:val="0"/>
+          <w:color w:val="323539"/>
+          <w:sz w:val="21"/>
           <w:szCs w:val="24"/>
         </w:rPr>
         <w:t xml:space="preserve">☐  Темпы продаж посмотрены: зарегистрированные ДДУ и динамика.</w:t>
@@ -427,12 +484,14 @@
     </w:p>
     <w:p>
       <w:pPr>
-        <w:spacing w:after="80" w:line="276"/>
-      </w:pPr>
-      <w:r>
-        <w:rPr>
-          <w:rFonts w:ascii="Times New Roman" w:cs="Times New Roman" w:eastAsia="Times New Roman" w:hAnsi="Times New Roman"/>
-          <w:sz w:val="24"/>
+        <w:spacing w:after="40" w:line="259" w:lineRule="auto"/>
+      </w:pPr>
+      <w:r>
+        <w:rPr>
+          <w:rFonts w:ascii="Times New Roman" w:cs="Times New Roman" w:eastAsia="Times New Roman" w:hAnsi="Times New Roman"/>
+          <w:i w:val="0"/>
+          <w:color w:val="323539"/>
+          <w:sz w:val="21"/>
           <w:szCs w:val="24"/>
         </w:rPr>
         <w:t xml:space="preserve">☐  Понятно, почему застройщик платит метрами, а не деньгами — ответ записан словами.</w:t>
@@ -442,13 +501,15 @@
       <w:pPr>
         <w:pStyle w:val="Heading2"/>
         <w:keepNext/>
-        <w:spacing w:after="120" w:before="260"/>
+        <w:spacing w:after="80" w:before="260"/>
       </w:pPr>
       <w:r>
         <w:rPr>
           <w:rFonts w:ascii="Times New Roman" w:cs="Times New Roman" w:eastAsia="Times New Roman" w:hAnsi="Times New Roman"/>
           <w:b/>
           <w:bCs/>
+          <w:i w:val="0"/>
+          <w:color w:val="323539"/>
           <w:sz w:val="26"/>
           <w:szCs w:val="26"/>
         </w:rPr>
@@ -457,12 +518,14 @@
     </w:p>
     <w:p>
       <w:pPr>
-        <w:spacing w:after="80" w:line="276"/>
-      </w:pPr>
-      <w:r>
-        <w:rPr>
-          <w:rFonts w:ascii="Times New Roman" w:cs="Times New Roman" w:eastAsia="Times New Roman" w:hAnsi="Times New Roman"/>
-          <w:sz w:val="24"/>
+        <w:spacing w:after="40" w:line="259" w:lineRule="auto"/>
+      </w:pPr>
+      <w:r>
+        <w:rPr>
+          <w:rFonts w:ascii="Times New Roman" w:cs="Times New Roman" w:eastAsia="Times New Roman" w:hAnsi="Times New Roman"/>
+          <w:i w:val="0"/>
+          <w:color w:val="323539"/>
+          <w:sz w:val="21"/>
           <w:szCs w:val="24"/>
         </w:rPr>
         <w:t xml:space="preserve">☐  Реальная цена продажи по стакану предложений: </w:t>
@@ -472,10 +535,10 @@
           <w:rFonts w:ascii="Times New Roman" w:cs="Times New Roman" w:eastAsia="Times New Roman" w:hAnsi="Times New Roman"/>
           <w:b/>
           <w:bCs/>
-          <w:i w:val="false"/>
+          <w:i w:val="0"/>
           <w:iCs w:val="false"/>
-          <w:color w:val="000000"/>
-          <w:sz w:val="24"/>
+          <w:color w:val="323539"/>
+          <w:sz w:val="21"/>
           <w:szCs w:val="24"/>
         </w:rPr>
         <w:t xml:space="preserve">{{ЦЕНА_РЫНКА}}</w:t>
@@ -483,7 +546,9 @@
       <w:r>
         <w:rPr>
           <w:rFonts w:ascii="Times New Roman" w:cs="Times New Roman" w:eastAsia="Times New Roman" w:hAnsi="Times New Roman"/>
-          <w:sz w:val="24"/>
+          <w:i w:val="0"/>
+          <w:color w:val="323539"/>
+          <w:sz w:val="21"/>
           <w:szCs w:val="24"/>
         </w:rPr>
         <w:t xml:space="preserve">.</w:t>
@@ -491,12 +556,14 @@
     </w:p>
     <w:p>
       <w:pPr>
-        <w:spacing w:after="80" w:line="276"/>
-      </w:pPr>
-      <w:r>
-        <w:rPr>
-          <w:rFonts w:ascii="Times New Roman" w:cs="Times New Roman" w:eastAsia="Times New Roman" w:hAnsi="Times New Roman"/>
-          <w:sz w:val="24"/>
+        <w:spacing w:after="40" w:line="259" w:lineRule="auto"/>
+      </w:pPr>
+      <w:r>
+        <w:rPr>
+          <w:rFonts w:ascii="Times New Roman" w:cs="Times New Roman" w:eastAsia="Times New Roman" w:hAnsi="Times New Roman"/>
+          <w:i w:val="0"/>
+          <w:color w:val="323539"/>
+          <w:sz w:val="21"/>
           <w:szCs w:val="24"/>
         </w:rPr>
         <w:t xml:space="preserve">☐  Цена метра в расчёте с учётом скидки: </w:t>
@@ -506,10 +573,10 @@
           <w:rFonts w:ascii="Times New Roman" w:cs="Times New Roman" w:eastAsia="Times New Roman" w:hAnsi="Times New Roman"/>
           <w:b/>
           <w:bCs/>
-          <w:i w:val="false"/>
+          <w:i w:val="0"/>
           <w:iCs w:val="false"/>
-          <w:color w:val="000000"/>
-          <w:sz w:val="24"/>
+          <w:color w:val="323539"/>
+          <w:sz w:val="21"/>
           <w:szCs w:val="24"/>
         </w:rPr>
         <w:t xml:space="preserve">{{ЦЕНА_В_РАСЧЁТЕ}}</w:t>
@@ -517,7 +584,9 @@
       <w:r>
         <w:rPr>
           <w:rFonts w:ascii="Times New Roman" w:cs="Times New Roman" w:eastAsia="Times New Roman" w:hAnsi="Times New Roman"/>
-          <w:sz w:val="24"/>
+          <w:i w:val="0"/>
+          <w:color w:val="323539"/>
+          <w:sz w:val="21"/>
           <w:szCs w:val="24"/>
         </w:rPr>
         <w:t xml:space="preserve">.</w:t>
@@ -525,12 +594,14 @@
     </w:p>
     <w:p>
       <w:pPr>
-        <w:spacing w:after="80" w:line="276"/>
-      </w:pPr>
-      <w:r>
-        <w:rPr>
-          <w:rFonts w:ascii="Times New Roman" w:cs="Times New Roman" w:eastAsia="Times New Roman" w:hAnsi="Times New Roman"/>
-          <w:sz w:val="24"/>
+        <w:spacing w:after="40" w:line="259" w:lineRule="auto"/>
+      </w:pPr>
+      <w:r>
+        <w:rPr>
+          <w:rFonts w:ascii="Times New Roman" w:cs="Times New Roman" w:eastAsia="Times New Roman" w:hAnsi="Times New Roman"/>
+          <w:i w:val="0"/>
+          <w:color w:val="323539"/>
+          <w:sz w:val="21"/>
           <w:szCs w:val="24"/>
         </w:rPr>
         <w:t xml:space="preserve">☐  Ожидаемый срок продажи и дисконт быстрой продажи оценены.</w:t>
@@ -538,12 +609,14 @@
     </w:p>
     <w:p>
       <w:pPr>
-        <w:spacing w:after="80" w:line="276"/>
-      </w:pPr>
-      <w:r>
-        <w:rPr>
-          <w:rFonts w:ascii="Times New Roman" w:cs="Times New Roman" w:eastAsia="Times New Roman" w:hAnsi="Times New Roman"/>
-          <w:sz w:val="24"/>
+        <w:spacing w:after="40" w:line="259" w:lineRule="auto"/>
+      </w:pPr>
+      <w:r>
+        <w:rPr>
+          <w:rFonts w:ascii="Times New Roman" w:cs="Times New Roman" w:eastAsia="Times New Roman" w:hAnsi="Times New Roman"/>
+          <w:i w:val="0"/>
+          <w:color w:val="323539"/>
+          <w:sz w:val="21"/>
           <w:szCs w:val="24"/>
         </w:rPr>
         <w:t xml:space="preserve">☐  Налоги при получении и продаже посчитаны с бухгалтером.</w:t>
@@ -551,28 +624,611 @@
     </w:p>
     <w:p>
       <w:pPr>
-        <w:spacing w:after="80" w:line="276"/>
-      </w:pPr>
-      <w:r>
-        <w:rPr>
-          <w:rFonts w:ascii="Times New Roman" w:cs="Times New Roman" w:eastAsia="Times New Roman" w:hAnsi="Times New Roman"/>
-          <w:sz w:val="24"/>
-          <w:szCs w:val="24"/>
-        </w:rPr>
-        <w:t xml:space="preserve">☐  Итог: метр против денег — разница названа числом.</w:t>
+        <w:spacing w:after="40" w:line="259" w:lineRule="auto"/>
+      </w:pPr>
+      <w:r>
+        <w:rPr>
+          <w:i w:val="0"/>
+          <w:color w:val="323539"/>
+        </w:rPr>
+        <w:t>☐  Итог рассчитан по таблице ниже; разница с оплатой работ названа числом. Если данных нет — решение о входе отложено.</w:t>
+      </w:r>
+    </w:p>
+    <w:tbl>
+      <w:tblPr>
+        <w:tblW w:type="auto" w:w="0"/>
+        <w:tblLayout w:type="fixed"/>
+        <w:tblLook w:firstColumn="1" w:firstRow="1" w:lastColumn="0" w:lastRow="0" w:noHBand="0" w:noVBand="1" w:val="04A0"/>
+        <w:tblBorders>
+          <w:top w:val="single" w:sz="4" w:color="777777"/>
+          <w:left w:val="single" w:sz="4" w:color="777777"/>
+          <w:bottom w:val="single" w:sz="4" w:color="777777"/>
+          <w:right w:val="single" w:sz="4" w:color="777777"/>
+          <w:insideH w:val="single" w:sz="4" w:color="777777"/>
+          <w:insideV w:val="single" w:sz="4" w:color="777777"/>
+        </w:tblBorders>
+      </w:tblPr>
+      <w:tblGrid>
+        <w:gridCol w:w="2835"/>
+        <w:gridCol w:w="3572"/>
+        <w:gridCol w:w="3061"/>
+      </w:tblGrid>
+      <w:tr>
+        <w:tc>
+          <w:tcPr>
+            <w:tcW w:type="dxa" w:w="2835"/>
+          </w:tcPr>
+          <w:p>
+            <w:pPr>
+              <w:spacing w:after="40"/>
+            </w:pPr>
+            <w:r>
+              <w:rPr>
+                <w:i w:val="0"/>
+                <w:color w:val="323539"/>
+                <w:sz w:val="18"/>
+              </w:rPr>
+              <w:t>Показатель</w:t>
+            </w:r>
+          </w:p>
+        </w:tc>
+        <w:tc>
+          <w:tcPr>
+            <w:tcW w:type="dxa" w:w="3572"/>
+          </w:tcPr>
+          <w:p>
+            <w:pPr>
+              <w:spacing w:after="40"/>
+            </w:pPr>
+            <w:r>
+              <w:rPr>
+                <w:i w:val="0"/>
+                <w:color w:val="323539"/>
+                <w:sz w:val="18"/>
+              </w:rPr>
+              <w:t>Значение, ₽</w:t>
+            </w:r>
+          </w:p>
+        </w:tc>
+        <w:tc>
+          <w:tcPr>
+            <w:tcW w:type="dxa" w:w="3061"/>
+          </w:tcPr>
+          <w:p>
+            <w:pPr>
+              <w:spacing w:after="40"/>
+            </w:pPr>
+            <w:r>
+              <w:rPr>
+                <w:i w:val="0"/>
+                <w:color w:val="323539"/>
+                <w:sz w:val="18"/>
+              </w:rPr>
+              <w:t>Как проверить</w:t>
+            </w:r>
+          </w:p>
+        </w:tc>
+      </w:tr>
+      <w:tr>
+        <w:tc>
+          <w:tcPr>
+            <w:tcW w:type="dxa" w:w="2835"/>
+          </w:tcPr>
+          <w:p>
+            <w:pPr>
+              <w:spacing w:after="40"/>
+            </w:pPr>
+            <w:r>
+              <w:rPr>
+                <w:i w:val="0"/>
+                <w:color w:val="323539"/>
+                <w:sz w:val="18"/>
+              </w:rPr>
+              <w:t>А. Цена продажи</w:t>
+            </w:r>
+          </w:p>
+        </w:tc>
+        <w:tc>
+          <w:tcPr>
+            <w:tcW w:type="dxa" w:w="3572"/>
+          </w:tcPr>
+          <w:p>
+            <w:pPr>
+              <w:spacing w:after="40"/>
+            </w:pPr>
+            <w:r>
+              <w:rPr>
+                <w:i w:val="0"/>
+                <w:color w:val="323539"/>
+                <w:sz w:val="18"/>
+              </w:rPr>
+              <w:t>________</w:t>
+            </w:r>
+          </w:p>
+        </w:tc>
+        <w:tc>
+          <w:tcPr>
+            <w:tcW w:type="dxa" w:w="3061"/>
+          </w:tcPr>
+          <w:p>
+            <w:pPr>
+              <w:spacing w:after="40"/>
+            </w:pPr>
+            <w:r>
+              <w:rPr>
+                <w:i w:val="0"/>
+                <w:color w:val="323539"/>
+                <w:sz w:val="18"/>
+              </w:rPr>
+              <w:t>Сопоставимые предложения</w:t>
+            </w:r>
+          </w:p>
+        </w:tc>
+      </w:tr>
+      <w:tr>
+        <w:tc>
+          <w:tcPr>
+            <w:tcW w:type="dxa" w:w="2835"/>
+          </w:tcPr>
+          <w:p>
+            <w:pPr>
+              <w:spacing w:after="40"/>
+            </w:pPr>
+            <w:r>
+              <w:rPr>
+                <w:i w:val="0"/>
+                <w:color w:val="323539"/>
+                <w:sz w:val="18"/>
+              </w:rPr>
+              <w:t>Б. Дисконт, %</w:t>
+            </w:r>
+          </w:p>
+        </w:tc>
+        <w:tc>
+          <w:tcPr>
+            <w:tcW w:type="dxa" w:w="3572"/>
+          </w:tcPr>
+          <w:p>
+            <w:pPr>
+              <w:spacing w:after="40"/>
+            </w:pPr>
+            <w:r>
+              <w:rPr>
+                <w:i w:val="0"/>
+                <w:color w:val="323539"/>
+                <w:sz w:val="18"/>
+              </w:rPr>
+              <w:t>________</w:t>
+            </w:r>
+          </w:p>
+        </w:tc>
+        <w:tc>
+          <w:tcPr>
+            <w:tcW w:type="dxa" w:w="3061"/>
+          </w:tcPr>
+          <w:p>
+            <w:pPr>
+              <w:spacing w:after="40"/>
+            </w:pPr>
+            <w:r>
+              <w:rPr>
+                <w:i w:val="0"/>
+                <w:color w:val="323539"/>
+                <w:sz w:val="18"/>
+              </w:rPr>
+              <w:t>Сценарий быстрой продажи</w:t>
+            </w:r>
+          </w:p>
+        </w:tc>
+      </w:tr>
+      <w:tr>
+        <w:tc>
+          <w:tcPr>
+            <w:tcW w:type="dxa" w:w="2835"/>
+          </w:tcPr>
+          <w:p>
+            <w:pPr>
+              <w:spacing w:after="40"/>
+            </w:pPr>
+            <w:r>
+              <w:rPr>
+                <w:i w:val="0"/>
+                <w:color w:val="323539"/>
+                <w:sz w:val="18"/>
+              </w:rPr>
+              <w:t>В. Выручка</w:t>
+            </w:r>
+          </w:p>
+        </w:tc>
+        <w:tc>
+          <w:tcPr>
+            <w:tcW w:type="dxa" w:w="3572"/>
+          </w:tcPr>
+          <w:p>
+            <w:pPr>
+              <w:spacing w:after="40"/>
+            </w:pPr>
+            <w:r>
+              <w:rPr>
+                <w:i w:val="0"/>
+                <w:color w:val="323539"/>
+                <w:sz w:val="18"/>
+              </w:rPr>
+              <w:t>А × (1 − Б / 100)</w:t>
+            </w:r>
+          </w:p>
+        </w:tc>
+        <w:tc>
+          <w:tcPr>
+            <w:tcW w:type="dxa" w:w="3061"/>
+          </w:tcPr>
+          <w:p>
+            <w:pPr>
+              <w:spacing w:after="40"/>
+            </w:pPr>
+            <w:r>
+              <w:rPr>
+                <w:i w:val="0"/>
+                <w:color w:val="323539"/>
+                <w:sz w:val="18"/>
+              </w:rPr>
+              <w:t>Расчёт</w:t>
+            </w:r>
+          </w:p>
+        </w:tc>
+      </w:tr>
+      <w:tr>
+        <w:tc>
+          <w:tcPr>
+            <w:tcW w:type="dxa" w:w="2835"/>
+          </w:tcPr>
+          <w:p>
+            <w:pPr>
+              <w:spacing w:after="40"/>
+            </w:pPr>
+            <w:r>
+              <w:rPr>
+                <w:i w:val="0"/>
+                <w:color w:val="323539"/>
+                <w:sz w:val="18"/>
+              </w:rPr>
+              <w:t>Г. Налоги</w:t>
+            </w:r>
+          </w:p>
+        </w:tc>
+        <w:tc>
+          <w:tcPr>
+            <w:tcW w:type="dxa" w:w="3572"/>
+          </w:tcPr>
+          <w:p>
+            <w:pPr>
+              <w:spacing w:after="40"/>
+            </w:pPr>
+            <w:r>
+              <w:rPr>
+                <w:i w:val="0"/>
+                <w:color w:val="323539"/>
+                <w:sz w:val="18"/>
+              </w:rPr>
+              <w:t>________</w:t>
+            </w:r>
+          </w:p>
+        </w:tc>
+        <w:tc>
+          <w:tcPr>
+            <w:tcW w:type="dxa" w:w="3061"/>
+          </w:tcPr>
+          <w:p>
+            <w:pPr>
+              <w:spacing w:after="40"/>
+            </w:pPr>
+            <w:r>
+              <w:rPr>
+                <w:i w:val="0"/>
+                <w:color w:val="323539"/>
+                <w:sz w:val="18"/>
+              </w:rPr>
+              <w:t>Режим подрядчика</w:t>
+            </w:r>
+          </w:p>
+        </w:tc>
+      </w:tr>
+      <w:tr>
+        <w:tc>
+          <w:tcPr>
+            <w:tcW w:type="dxa" w:w="2835"/>
+          </w:tcPr>
+          <w:p>
+            <w:pPr>
+              <w:spacing w:after="40"/>
+            </w:pPr>
+            <w:r>
+              <w:rPr>
+                <w:i w:val="0"/>
+                <w:color w:val="323539"/>
+                <w:sz w:val="18"/>
+              </w:rPr>
+              <w:t>Д. Расходы продажи</w:t>
+            </w:r>
+          </w:p>
+        </w:tc>
+        <w:tc>
+          <w:tcPr>
+            <w:tcW w:type="dxa" w:w="3572"/>
+          </w:tcPr>
+          <w:p>
+            <w:pPr>
+              <w:spacing w:after="40"/>
+            </w:pPr>
+            <w:r>
+              <w:rPr>
+                <w:i w:val="0"/>
+                <w:color w:val="323539"/>
+                <w:sz w:val="18"/>
+              </w:rPr>
+              <w:t>________</w:t>
+            </w:r>
+          </w:p>
+        </w:tc>
+        <w:tc>
+          <w:tcPr>
+            <w:tcW w:type="dxa" w:w="3061"/>
+          </w:tcPr>
+          <w:p>
+            <w:pPr>
+              <w:spacing w:after="40"/>
+            </w:pPr>
+            <w:r>
+              <w:rPr>
+                <w:i w:val="0"/>
+                <w:color w:val="323539"/>
+                <w:sz w:val="18"/>
+              </w:rPr>
+              <w:t>Комиссия, оформление</w:t>
+            </w:r>
+          </w:p>
+        </w:tc>
+      </w:tr>
+      <w:tr>
+        <w:tc>
+          <w:tcPr>
+            <w:tcW w:type="dxa" w:w="2835"/>
+          </w:tcPr>
+          <w:p>
+            <w:pPr>
+              <w:spacing w:after="40"/>
+            </w:pPr>
+            <w:r>
+              <w:rPr>
+                <w:i w:val="0"/>
+                <w:color w:val="323539"/>
+                <w:sz w:val="18"/>
+              </w:rPr>
+              <w:t>Е. Финансирование</w:t>
+            </w:r>
+          </w:p>
+        </w:tc>
+        <w:tc>
+          <w:tcPr>
+            <w:tcW w:type="dxa" w:w="3572"/>
+          </w:tcPr>
+          <w:p>
+            <w:pPr>
+              <w:spacing w:after="40"/>
+            </w:pPr>
+            <w:r>
+              <w:rPr>
+                <w:sz w:val="18"/>
+              </w:rPr>
+              <w:t>Долг × ставка (%) × мес. / 1200</w:t>
+            </w:r>
+          </w:p>
+        </w:tc>
+        <w:tc>
+          <w:tcPr>
+            <w:tcW w:type="dxa" w:w="3061"/>
+          </w:tcPr>
+          <w:p>
+            <w:pPr>
+              <w:spacing w:after="40"/>
+            </w:pPr>
+            <w:r>
+              <w:rPr>
+                <w:sz w:val="18"/>
+              </w:rPr>
+              <w:t>Долг ___ ₽; ставка ___ %; срок ___ мес.</w:t>
+            </w:r>
+          </w:p>
+        </w:tc>
+      </w:tr>
+      <w:tr>
+        <w:tc>
+          <w:tcPr>
+            <w:tcW w:type="dxa" w:w="2835"/>
+          </w:tcPr>
+          <w:p>
+            <w:pPr>
+              <w:spacing w:after="40"/>
+            </w:pPr>
+            <w:r>
+              <w:rPr>
+                <w:i w:val="0"/>
+                <w:color w:val="323539"/>
+                <w:sz w:val="18"/>
+              </w:rPr>
+              <w:t>Ж. Чистые поступления</w:t>
+            </w:r>
+          </w:p>
+        </w:tc>
+        <w:tc>
+          <w:tcPr>
+            <w:tcW w:type="dxa" w:w="3572"/>
+          </w:tcPr>
+          <w:p>
+            <w:pPr>
+              <w:spacing w:after="40"/>
+            </w:pPr>
+            <w:r>
+              <w:rPr>
+                <w:i w:val="0"/>
+                <w:color w:val="323539"/>
+                <w:sz w:val="18"/>
+              </w:rPr>
+              <w:t>В − Г − Д − Е</w:t>
+            </w:r>
+          </w:p>
+        </w:tc>
+        <w:tc>
+          <w:tcPr>
+            <w:tcW w:type="dxa" w:w="3061"/>
+          </w:tcPr>
+          <w:p>
+            <w:pPr>
+              <w:spacing w:after="40"/>
+            </w:pPr>
+            <w:r>
+              <w:rPr>
+                <w:i w:val="0"/>
+                <w:color w:val="323539"/>
+                <w:sz w:val="18"/>
+              </w:rPr>
+              <w:t>Расчёт</w:t>
+            </w:r>
+          </w:p>
+        </w:tc>
+      </w:tr>
+      <w:tr>
+        <w:tc>
+          <w:tcPr>
+            <w:tcW w:type="dxa" w:w="2835"/>
+          </w:tcPr>
+          <w:p>
+            <w:pPr>
+              <w:spacing w:after="40"/>
+            </w:pPr>
+            <w:r>
+              <w:rPr>
+                <w:i w:val="0"/>
+                <w:color w:val="323539"/>
+                <w:sz w:val="18"/>
+              </w:rPr>
+              <w:t>З. Стоимость работ</w:t>
+            </w:r>
+          </w:p>
+        </w:tc>
+        <w:tc>
+          <w:tcPr>
+            <w:tcW w:type="dxa" w:w="3572"/>
+          </w:tcPr>
+          <w:p>
+            <w:pPr>
+              <w:spacing w:after="40"/>
+            </w:pPr>
+            <w:r>
+              <w:rPr>
+                <w:i w:val="0"/>
+                <w:color w:val="323539"/>
+                <w:sz w:val="18"/>
+              </w:rPr>
+              <w:t>________</w:t>
+            </w:r>
+          </w:p>
+        </w:tc>
+        <w:tc>
+          <w:tcPr>
+            <w:tcW w:type="dxa" w:w="3061"/>
+          </w:tcPr>
+          <w:p>
+            <w:pPr>
+              <w:spacing w:after="40"/>
+            </w:pPr>
+            <w:r>
+              <w:rPr>
+                <w:i w:val="0"/>
+                <w:color w:val="323539"/>
+                <w:sz w:val="18"/>
+              </w:rPr>
+              <w:t>Договор, КС</w:t>
+            </w:r>
+          </w:p>
+        </w:tc>
+      </w:tr>
+      <w:tr>
+        <w:tc>
+          <w:tcPr>
+            <w:tcW w:type="dxa" w:w="2835"/>
+          </w:tcPr>
+          <w:p>
+            <w:pPr>
+              <w:spacing w:after="40"/>
+            </w:pPr>
+            <w:r>
+              <w:rPr>
+                <w:i w:val="0"/>
+                <w:color w:val="323539"/>
+                <w:sz w:val="18"/>
+              </w:rPr>
+              <w:t>И. Разница</w:t>
+            </w:r>
+          </w:p>
+        </w:tc>
+        <w:tc>
+          <w:tcPr>
+            <w:tcW w:type="dxa" w:w="3572"/>
+          </w:tcPr>
+          <w:p>
+            <w:pPr>
+              <w:spacing w:after="40"/>
+            </w:pPr>
+            <w:r>
+              <w:rPr>
+                <w:i w:val="0"/>
+                <w:color w:val="323539"/>
+                <w:sz w:val="18"/>
+              </w:rPr>
+              <w:t>Ж − З</w:t>
+            </w:r>
+          </w:p>
+        </w:tc>
+        <w:tc>
+          <w:tcPr>
+            <w:tcW w:type="dxa" w:w="3061"/>
+          </w:tcPr>
+          <w:p>
+            <w:pPr>
+              <w:spacing w:after="40"/>
+            </w:pPr>
+            <w:r>
+              <w:rPr>
+                <w:i w:val="0"/>
+                <w:color w:val="323539"/>
+                <w:sz w:val="18"/>
+              </w:rPr>
+              <w:t>Минус = потеря маржи</w:t>
+            </w:r>
+          </w:p>
+        </w:tc>
+      </w:tr>
+    </w:tbl>
+    <w:p>
+      <w:r>
+        <w:t>Условный пример: цена продажи 10 000 000 ₽, дисконт 5% → 9 500 000 ₽; налоги 600 000 ₽, продажа 200 000 ₽, финансирование 400 000 ₽ (долг 4 000 000 ₽ × 12% × 10 мес. / 1200) → чистые поступления 8 300 000 ₽. При стоимости работ 9 000 000 ₽ разница −700 000 ₽. Не используйте пример вместо расчёта реальной сделки.</w:t>
       </w:r>
     </w:p>
     <w:p>
       <w:pPr>
         <w:pStyle w:val="Heading2"/>
         <w:keepNext/>
-        <w:spacing w:after="120" w:before="260"/>
+        <w:pageBreakBefore/>
+        <w:spacing w:after="80" w:before="260"/>
       </w:pPr>
       <w:r>
         <w:rPr>
           <w:rFonts w:ascii="Times New Roman" w:cs="Times New Roman" w:eastAsia="Times New Roman" w:hAnsi="Times New Roman"/>
           <w:b/>
           <w:bCs/>
+          <w:i w:val="0"/>
+          <w:color w:val="323539"/>
           <w:sz w:val="26"/>
           <w:szCs w:val="26"/>
         </w:rPr>
@@ -581,12 +1237,14 @@
     </w:p>
     <w:p>
       <w:pPr>
-        <w:spacing w:after="80" w:line="276"/>
-      </w:pPr>
-      <w:r>
-        <w:rPr>
-          <w:rFonts w:ascii="Times New Roman" w:cs="Times New Roman" w:eastAsia="Times New Roman" w:hAnsi="Times New Roman"/>
-          <w:sz w:val="24"/>
+        <w:spacing w:after="40" w:line="259" w:lineRule="auto"/>
+      </w:pPr>
+      <w:r>
+        <w:rPr>
+          <w:rFonts w:ascii="Times New Roman" w:cs="Times New Roman" w:eastAsia="Times New Roman" w:hAnsi="Times New Roman"/>
+          <w:i w:val="0"/>
+          <w:color w:val="323539"/>
+          <w:sz w:val="21"/>
           <w:szCs w:val="24"/>
         </w:rPr>
         <w:t xml:space="preserve">☐  Денежная часть расчёта записана: </w:t>
@@ -596,10 +1254,10 @@
           <w:rFonts w:ascii="Times New Roman" w:cs="Times New Roman" w:eastAsia="Times New Roman" w:hAnsi="Times New Roman"/>
           <w:b/>
           <w:bCs/>
-          <w:i w:val="false"/>
+          <w:i w:val="0"/>
           <w:iCs w:val="false"/>
-          <w:color w:val="000000"/>
-          <w:sz w:val="24"/>
+          <w:color w:val="323539"/>
+          <w:sz w:val="21"/>
           <w:szCs w:val="24"/>
         </w:rPr>
         <w:t xml:space="preserve">{{ДОЛЯ_ДЕНЬГАМИ}}</w:t>
@@ -607,7 +1265,9 @@
       <w:r>
         <w:rPr>
           <w:rFonts w:ascii="Times New Roman" w:cs="Times New Roman" w:eastAsia="Times New Roman" w:hAnsi="Times New Roman"/>
-          <w:sz w:val="24"/>
+          <w:i w:val="0"/>
+          <w:color w:val="323539"/>
+          <w:sz w:val="21"/>
           <w:szCs w:val="24"/>
         </w:rPr>
         <w:t xml:space="preserve">.</w:t>
@@ -615,12 +1275,14 @@
     </w:p>
     <w:p>
       <w:pPr>
-        <w:spacing w:after="80" w:line="276"/>
-      </w:pPr>
-      <w:r>
-        <w:rPr>
-          <w:rFonts w:ascii="Times New Roman" w:cs="Times New Roman" w:eastAsia="Times New Roman" w:hAnsi="Times New Roman"/>
-          <w:sz w:val="24"/>
+        <w:spacing w:after="40" w:line="259" w:lineRule="auto"/>
+      </w:pPr>
+      <w:r>
+        <w:rPr>
+          <w:rFonts w:ascii="Times New Roman" w:cs="Times New Roman" w:eastAsia="Times New Roman" w:hAnsi="Times New Roman"/>
+          <w:i w:val="0"/>
+          <w:color w:val="323539"/>
+          <w:sz w:val="21"/>
           <w:szCs w:val="24"/>
         </w:rPr>
         <w:t xml:space="preserve">☐  Передача прав привязана к закрытию объёмов, а не к вводу.</w:t>
@@ -628,12 +1290,14 @@
     </w:p>
     <w:p>
       <w:pPr>
-        <w:spacing w:after="80" w:line="276"/>
-      </w:pPr>
-      <w:r>
-        <w:rPr>
-          <w:rFonts w:ascii="Times New Roman" w:cs="Times New Roman" w:eastAsia="Times New Roman" w:hAnsi="Times New Roman"/>
-          <w:sz w:val="24"/>
+        <w:spacing w:after="40" w:line="259" w:lineRule="auto"/>
+      </w:pPr>
+      <w:r>
+        <w:rPr>
+          <w:rFonts w:ascii="Times New Roman" w:cs="Times New Roman" w:eastAsia="Times New Roman" w:hAnsi="Times New Roman"/>
+          <w:i w:val="0"/>
+          <w:color w:val="323539"/>
+          <w:sz w:val="21"/>
           <w:szCs w:val="24"/>
         </w:rPr>
         <w:t xml:space="preserve">☐  Судьба расчёта при срыве ввода / отзыве разрешения / остановке финансирования записана в договоре.</w:t>
@@ -641,68 +1305,78 @@
     </w:p>
     <w:p>
       <w:pPr>
-        <w:spacing w:after="80" w:line="276"/>
-      </w:pPr>
-      <w:r>
-        <w:rPr>
-          <w:rFonts w:ascii="Times New Roman" w:cs="Times New Roman" w:eastAsia="Times New Roman" w:hAnsi="Times New Roman"/>
-          <w:sz w:val="24"/>
-          <w:szCs w:val="24"/>
-        </w:rPr>
-        <w:t xml:space="preserve">☐  Проект сделки смотрел юрист (не юрист застройщика).</w:t>
+        <w:spacing w:after="40" w:line="259" w:lineRule="auto"/>
+      </w:pPr>
+      <w:r>
+        <w:rPr>
+          <w:rFonts w:ascii="Times New Roman" w:cs="Times New Roman" w:eastAsia="Times New Roman" w:hAnsi="Times New Roman"/>
+          <w:i w:val="0"/>
+          <w:color w:val="323539"/>
+          <w:sz w:val="21"/>
+          <w:szCs w:val="24"/>
+        </w:rPr>
+        <w:t xml:space="preserve">☐  Проект сделки проверен независимым от застройщика юристом. Правило комплекта: каждый красный флаг — правовая оценка. Два и более — СТОП: до проверки не подписывайте сделку и не начинайте работы в счёт недвижимости. Возобновление — после документальной проверки рисков, согласования мер защиты, включая обеспечение, и письменного решения руководителя. Правовые препятствия должны быть устранены.</w:t>
       </w:r>
     </w:p>
     <w:p>
       <w:pPr>
         <w:pStyle w:val="Heading2"/>
         <w:keepNext/>
-        <w:spacing w:after="120" w:before="260"/>
+        <w:spacing w:after="80" w:before="260"/>
       </w:pPr>
       <w:r>
         <w:rPr>
           <w:rFonts w:ascii="Times New Roman" w:cs="Times New Roman" w:eastAsia="Times New Roman" w:hAnsi="Times New Roman"/>
           <w:b/>
           <w:bCs/>
+          <w:i w:val="0"/>
+          <w:color w:val="323539"/>
           <w:sz w:val="26"/>
           <w:szCs w:val="26"/>
         </w:rPr>
-        <w:t xml:space="preserve">7. Красные флаги — каждый требует юриста, два и больше — стоп</w:t>
-      </w:r>
-    </w:p>
-    <w:p>
-      <w:pPr>
-        <w:spacing w:after="80" w:line="276"/>
-      </w:pPr>
-      <w:r>
-        <w:rPr>
-          <w:rFonts w:ascii="Times New Roman" w:cs="Times New Roman" w:eastAsia="Times New Roman" w:hAnsi="Times New Roman"/>
-          <w:sz w:val="24"/>
-          <w:szCs w:val="24"/>
-        </w:rPr>
-        <w:t xml:space="preserve">☐  Эскроу по передаваемым ДДУ не открыты или не пополнены.</w:t>
-      </w:r>
-    </w:p>
-    <w:p>
-      <w:pPr>
-        <w:spacing w:after="80" w:line="276"/>
-      </w:pPr>
-      <w:r>
-        <w:rPr>
-          <w:rFonts w:ascii="Times New Roman" w:cs="Times New Roman" w:eastAsia="Times New Roman" w:hAnsi="Times New Roman"/>
-          <w:sz w:val="24"/>
-          <w:szCs w:val="24"/>
-        </w:rPr>
-        <w:t xml:space="preserve">☐  В уступке — переход обязанности внести деньги на эскроу.</w:t>
-      </w:r>
-    </w:p>
-    <w:p>
-      <w:pPr>
-        <w:spacing w:after="80" w:line="276"/>
-      </w:pPr>
-      <w:r>
-        <w:rPr>
-          <w:rFonts w:ascii="Times New Roman" w:cs="Times New Roman" w:eastAsia="Times New Roman" w:hAnsi="Times New Roman"/>
-          <w:sz w:val="24"/>
+        <w:t xml:space="preserve">7. Красные флаги — правило остановки в разделе 6</w:t>
+      </w:r>
+    </w:p>
+    <w:p>
+      <w:pPr>
+        <w:spacing w:after="40" w:line="259" w:lineRule="auto"/>
+      </w:pPr>
+      <w:r>
+        <w:rPr>
+          <w:rFonts w:ascii="Times New Roman" w:cs="Times New Roman" w:eastAsia="Times New Roman" w:hAnsi="Times New Roman"/>
+          <w:i w:val="0"/>
+          <w:color w:val="323539"/>
+          <w:sz w:val="21"/>
+          <w:szCs w:val="24"/>
+        </w:rPr>
+        <w:t>☐  По передаваемым ДДУ счета эскроу не открыты или не наполнены.</w:t>
+      </w:r>
+    </w:p>
+    <w:p>
+      <w:pPr>
+        <w:spacing w:after="40" w:line="259" w:lineRule="auto"/>
+      </w:pPr>
+      <w:r>
+        <w:rPr>
+          <w:rFonts w:ascii="Times New Roman" w:cs="Times New Roman" w:eastAsia="Times New Roman" w:hAnsi="Times New Roman"/>
+          <w:i w:val="0"/>
+          <w:color w:val="323539"/>
+          <w:sz w:val="21"/>
+          <w:szCs w:val="24"/>
+        </w:rPr>
+        <w:t>☐  В уступке предлагается переход обязанности внести деньги на эскроу — размер долга, одновременный перевод и согласие кредитора проверены до решения.</w:t>
+      </w:r>
+    </w:p>
+    <w:p>
+      <w:pPr>
+        <w:spacing w:after="40" w:line="259" w:lineRule="auto"/>
+      </w:pPr>
+      <w:r>
+        <w:rPr>
+          <w:rFonts w:ascii="Times New Roman" w:cs="Times New Roman" w:eastAsia="Times New Roman" w:hAnsi="Times New Roman"/>
+          <w:i w:val="0"/>
+          <w:color w:val="323539"/>
+          <w:sz w:val="21"/>
           <w:szCs w:val="24"/>
         </w:rPr>
         <w:t xml:space="preserve">☐  ДДУ оформлены на аффилированное с застройщиком физлицо.</w:t>
@@ -710,12 +1384,14 @@
     </w:p>
     <w:p>
       <w:pPr>
-        <w:spacing w:after="80" w:line="276"/>
-      </w:pPr>
-      <w:r>
-        <w:rPr>
-          <w:rFonts w:ascii="Times New Roman" w:cs="Times New Roman" w:eastAsia="Times New Roman" w:hAnsi="Times New Roman"/>
-          <w:sz w:val="24"/>
+        <w:spacing w:after="40" w:line="259" w:lineRule="auto"/>
+      </w:pPr>
+      <w:r>
+        <w:rPr>
+          <w:rFonts w:ascii="Times New Roman" w:cs="Times New Roman" w:eastAsia="Times New Roman" w:hAnsi="Times New Roman"/>
+          <w:i w:val="0"/>
+          <w:color w:val="323539"/>
+          <w:sz w:val="21"/>
           <w:szCs w:val="24"/>
         </w:rPr>
         <w:t xml:space="preserve">☐  Проектное финансирование остановлено или есть признаки.</w:t>
@@ -723,12 +1399,14 @@
     </w:p>
     <w:p>
       <w:pPr>
-        <w:spacing w:after="80" w:line="276"/>
-      </w:pPr>
-      <w:r>
-        <w:rPr>
-          <w:rFonts w:ascii="Times New Roman" w:cs="Times New Roman" w:eastAsia="Times New Roman" w:hAnsi="Times New Roman"/>
-          <w:sz w:val="24"/>
+        <w:spacing w:after="40" w:line="259" w:lineRule="auto"/>
+      </w:pPr>
+      <w:r>
+        <w:rPr>
+          <w:rFonts w:ascii="Times New Roman" w:cs="Times New Roman" w:eastAsia="Times New Roman" w:hAnsi="Times New Roman"/>
+          <w:i w:val="0"/>
+          <w:color w:val="323539"/>
+          <w:sz w:val="21"/>
           <w:szCs w:val="24"/>
         </w:rPr>
         <w:t xml:space="preserve">☐  Срок ввода уже переносился.</w:t>
@@ -736,12 +1414,14 @@
     </w:p>
     <w:p>
       <w:pPr>
-        <w:spacing w:after="80" w:line="276"/>
-      </w:pPr>
-      <w:r>
-        <w:rPr>
-          <w:rFonts w:ascii="Times New Roman" w:cs="Times New Roman" w:eastAsia="Times New Roman" w:hAnsi="Times New Roman"/>
-          <w:sz w:val="24"/>
+        <w:spacing w:after="40" w:line="259" w:lineRule="auto"/>
+      </w:pPr>
+      <w:r>
+        <w:rPr>
+          <w:rFonts w:ascii="Times New Roman" w:cs="Times New Roman" w:eastAsia="Times New Roman" w:hAnsi="Times New Roman"/>
+          <w:i w:val="0"/>
+          <w:color w:val="323539"/>
+          <w:sz w:val="21"/>
           <w:szCs w:val="24"/>
         </w:rPr>
         <w:t xml:space="preserve">☐  В выдаче ЗОС отказано, замечания надзора не сняты.</w:t>
@@ -749,12 +1429,14 @@
     </w:p>
     <w:p>
       <w:pPr>
-        <w:spacing w:after="80" w:line="276"/>
-      </w:pPr>
-      <w:r>
-        <w:rPr>
-          <w:rFonts w:ascii="Times New Roman" w:cs="Times New Roman" w:eastAsia="Times New Roman" w:hAnsi="Times New Roman"/>
-          <w:sz w:val="24"/>
+        <w:spacing w:after="40" w:line="259" w:lineRule="auto"/>
+      </w:pPr>
+      <w:r>
+        <w:rPr>
+          <w:rFonts w:ascii="Times New Roman" w:cs="Times New Roman" w:eastAsia="Times New Roman" w:hAnsi="Times New Roman"/>
+          <w:i w:val="0"/>
+          <w:color w:val="323539"/>
+          <w:sz w:val="21"/>
           <w:szCs w:val="24"/>
         </w:rPr>
         <w:t xml:space="preserve">☐  Разрешение на строительство на исходе или истекло.</w:t>
@@ -762,12 +1444,14 @@
     </w:p>
     <w:p>
       <w:pPr>
-        <w:spacing w:after="80" w:line="276"/>
-      </w:pPr>
-      <w:r>
-        <w:rPr>
-          <w:rFonts w:ascii="Times New Roman" w:cs="Times New Roman" w:eastAsia="Times New Roman" w:hAnsi="Times New Roman"/>
-          <w:sz w:val="24"/>
+        <w:spacing w:after="40" w:line="259" w:lineRule="auto"/>
+      </w:pPr>
+      <w:r>
+        <w:rPr>
+          <w:rFonts w:ascii="Times New Roman" w:cs="Times New Roman" w:eastAsia="Times New Roman" w:hAnsi="Times New Roman"/>
+          <w:i w:val="0"/>
+          <w:color w:val="323539"/>
+          <w:sz w:val="21"/>
           <w:szCs w:val="24"/>
         </w:rPr>
         <w:t xml:space="preserve">☐  Предыдущий пул подрядчиков ушёл с объекта.</w:t>
@@ -775,20 +1459,24 @@
     </w:p>
     <w:p>
       <w:pPr>
-        <w:spacing w:after="80" w:line="276"/>
-      </w:pPr>
-      <w:r>
-        <w:rPr>
-          <w:rFonts w:ascii="Times New Roman" w:cs="Times New Roman" w:eastAsia="Times New Roman" w:hAnsi="Times New Roman"/>
-          <w:sz w:val="24"/>
+        <w:spacing w:after="40" w:line="259" w:lineRule="auto"/>
+      </w:pPr>
+      <w:r>
+        <w:rPr>
+          <w:rFonts w:ascii="Times New Roman" w:cs="Times New Roman" w:eastAsia="Times New Roman" w:hAnsi="Times New Roman"/>
+          <w:i w:val="0"/>
+          <w:color w:val="323539"/>
+          <w:sz w:val="21"/>
           <w:szCs w:val="24"/>
         </w:rPr>
         <w:t xml:space="preserve">☐  Скидка от метра заметно выше рыночной — цена риска, который продают вместе с метрами.</w:t>
       </w:r>
     </w:p>
     <w:sectPr>
+      <w:headerReference w:type="default" r:id="rId8"/>
+      <w:footerReference w:type="default" r:id="rId9"/>
       <w:pgSz w:w="11906" w:h="16838" w:orient="portrait"/>
-      <w:pgMar w:top="1133" w:right="850" w:bottom="1133" w:left="1417" w:header="708" w:footer="708" w:gutter="0"/>
+      <w:pgMar w:top="700" w:right="850" w:bottom="700" w:left="1417" w:header="708" w:footer="708" w:gutter="0"/>
       <w:pgNumType/>
       <w:docGrid w:linePitch="360"/>
     </w:sectPr>
@@ -837,6 +1525,16 @@
 </w:endnotes>
 </file>
 
+<file path=word/footer1.xml><?xml version="1.0" encoding="utf-8"?>
+<w:ftr xmlns:m="http://schemas.openxmlformats.org/officeDocument/2006/math" xmlns:mc="http://schemas.openxmlformats.org/markup-compatibility/2006" xmlns:mo="http://schemas.microsoft.com/office/mac/office/2008/main" xmlns:mv="urn:schemas-microsoft-com:mac:vml" xmlns:o="urn:schemas-microsoft-com:office:office" xmlns:r="http://schemas.openxmlformats.org/officeDocument/2006/relationships" xmlns:v="urn:schemas-microsoft-com:vml" xmlns:w10="urn:schemas-microsoft-com:office:word" xmlns:w14="http://schemas.microsoft.com/office/word/2010/wordml" xmlns:w="http://schemas.openxmlformats.org/wordprocessingml/2006/main" xmlns:wne="http://schemas.microsoft.com/office/word/2006/wordml" xmlns:wp14="http://schemas.microsoft.com/office/word/2010/wordprocessingDrawing" xmlns:wp="http://schemas.openxmlformats.org/drawingml/2006/wordprocessingDrawing" xmlns:wpc="http://schemas.microsoft.com/office/word/2010/wordprocessingCanvas" xmlns:wpg="http://schemas.microsoft.com/office/word/2010/wordprocessingGroup" xmlns:wpi="http://schemas.microsoft.com/office/word/2010/wordprocessingInk" xmlns:wps="http://schemas.microsoft.com/office/word/2010/wordprocessingShape" mc:Ignorable="w14 wp14">
+  <w:p>
+    <w:pPr>
+      <w:pStyle w:val="Footer"/>
+    </w:pPr>
+  </w:p>
+</w:ftr>
+</file>
+
 <file path=word/footnotes.xml><?xml version="1.0" encoding="utf-8"?>
 <w:footnotes xmlns:wpc="http://schemas.microsoft.com/office/word/2010/wordprocessingCanvas" xmlns:mc="http://schemas.openxmlformats.org/markup-compatibility/2006" xmlns:o="urn:schemas-microsoft-com:office:office" xmlns:r="http://schemas.openxmlformats.org/officeDocument/2006/relationships" xmlns:m="http://schemas.openxmlformats.org/officeDocument/2006/math" xmlns:v="urn:schemas-microsoft-com:vml" xmlns:wp14="http://schemas.microsoft.com/office/word/2010/wordprocessingDrawing" xmlns:wp="http://schemas.openxmlformats.org/drawingml/2006/wordprocessingDrawing" xmlns:w10="urn:schemas-microsoft-com:office:word" xmlns:w="http://schemas.openxmlformats.org/wordprocessingml/2006/main" xmlns:w14="http://schemas.microsoft.com/office/word/2010/wordml" xmlns:w15="http://schemas.microsoft.com/office/word/2012/wordml" xmlns:wpg="http://schemas.microsoft.com/office/word/2010/wordprocessingGroup" xmlns:wpi="http://schemas.microsoft.com/office/word/2010/wordprocessingInk" xmlns:wne="http://schemas.microsoft.com/office/word/2006/wordml" xmlns:wps="http://schemas.microsoft.com/office/word/2010/wordprocessingShape" mc:Ignorable="w14 w15 wp14">
   <w:footnote w:type="separator" w:id="-1">
@@ -872,6 +1570,16 @@
     </w:p>
   </w:footnote>
 </w:footnotes>
+</file>
+
+<file path=word/header1.xml><?xml version="1.0" encoding="utf-8"?>
+<w:hdr xmlns:m="http://schemas.openxmlformats.org/officeDocument/2006/math" xmlns:mc="http://schemas.openxmlformats.org/markup-compatibility/2006" xmlns:mo="http://schemas.microsoft.com/office/mac/office/2008/main" xmlns:mv="urn:schemas-microsoft-com:mac:vml" xmlns:o="urn:schemas-microsoft-com:office:office" xmlns:r="http://schemas.openxmlformats.org/officeDocument/2006/relationships" xmlns:v="urn:schemas-microsoft-com:vml" xmlns:w10="urn:schemas-microsoft-com:office:word" xmlns:w14="http://schemas.microsoft.com/office/word/2010/wordml" xmlns:w="http://schemas.openxmlformats.org/wordprocessingml/2006/main" xmlns:wne="http://schemas.microsoft.com/office/word/2006/wordml" xmlns:wp14="http://schemas.microsoft.com/office/word/2010/wordprocessingDrawing" xmlns:wp="http://schemas.openxmlformats.org/drawingml/2006/wordprocessingDrawing" xmlns:wpc="http://schemas.microsoft.com/office/word/2010/wordprocessingCanvas" xmlns:wpg="http://schemas.microsoft.com/office/word/2010/wordprocessingGroup" xmlns:wpi="http://schemas.microsoft.com/office/word/2010/wordprocessingInk" xmlns:wps="http://schemas.microsoft.com/office/word/2010/wordprocessingShape" mc:Ignorable="w14 wp14">
+  <w:p>
+    <w:pPr>
+      <w:pStyle w:val="Header"/>
+    </w:pPr>
+  </w:p>
+</w:hdr>
 </file>
 
 <file path=word/numbering.xml><?xml version="1.0" encoding="utf-8"?>
@@ -999,6 +1707,8 @@
     <w:next w:val="Normal"/>
     <w:qFormat/>
     <w:rPr>
+      <w:i w:val="0"/>
+      <w:color w:val="323539"/>
       <w:sz w:val="56"/>
       <w:szCs w:val="56"/>
     </w:rPr>
@@ -1009,7 +1719,8 @@
     <w:next w:val="Normal"/>
     <w:qFormat/>
     <w:rPr>
-      <w:color w:val="2E74B5"/>
+      <w:i w:val="0"/>
+      <w:color w:val="323539"/>
       <w:sz w:val="32"/>
       <w:szCs w:val="32"/>
     </w:rPr>
@@ -1020,7 +1731,8 @@
     <w:next w:val="Normal"/>
     <w:qFormat/>
     <w:rPr>
-      <w:color w:val="2E74B5"/>
+      <w:i w:val="0"/>
+      <w:color w:val="323539"/>
       <w:sz w:val="26"/>
       <w:szCs w:val="26"/>
     </w:rPr>

--- a/products-storage/13-raschet-metrami/52-chek-list-raschet-metrami.docx
+++ b/products-storage/13-raschet-metrami/52-chek-list-raschet-metrami.docx
@@ -55,6 +55,9 @@
         <w:gridCol w:w="9360"/>
       </w:tblGrid>
       <w:tr>
+        <w:trPr>
+          <w:cantSplit/>
+        </w:trPr>
         <w:tc>
           <w:tcPr>
             <w:tcW w:type="dxa" w:w="9360"/>
@@ -276,7 +279,7 @@
           <w:sz w:val="21"/>
           <w:szCs w:val="24"/>
         </w:rPr>
-        <w:t>☐  При уступке по ДДУ получена справка/выписка банка о наполнении счёта эскроу на сумму договора (письмо застройщика подтверждением не является). Форма запроса — «Запрос о наполнении счёта эскроу по передаваемому ДДУ».</w:t>
+        <w:t>☐  При уступке по ДДУ банковским документом подтверждены внесённая сумма и остаток к внесению; сопоставлены цена ДДУ и условия перевода долга. По новому ДДУ на подрядчика до подписания проверены порядок финансирования и доступный источник денег: средства на эскроу вносятся после регистрации ДДУ (ч. 4 ст. 15.5 Закона № 214-ФЗ).</w:t>
       </w:r>
     </w:p>
     <w:p>
@@ -628,10 +631,12 @@
       </w:pPr>
       <w:r>
         <w:rPr>
-          <w:i w:val="0"/>
-          <w:color w:val="323539"/>
-        </w:rPr>
-        <w:t>☐  Итог рассчитан по таблице ниже; разница с оплатой работ названа числом. Если данных нет — решение о входе отложено.</w:t>
+          <w:rFonts w:ascii="Times New Roman" w:hAnsi="Times New Roman"/>
+          <w:i w:val="0"/>
+          <w:color w:val="34383C"/>
+          <w:sz w:val="21"/>
+        </w:rPr>
+        <w:t>☐  В таблице учтены дополнительные деньги подрядчика и денежная часть расчёта. Сравнивается вся согласованная схема с суммой долга, которую она погашает. Себестоимость работ и прибыль объекта анализируются отдельно в бюджете. Неизвестная доплата или неподтверждённый платёж — незавершённый расчёт, а не ноль.</w:t>
       </w:r>
     </w:p>
     <w:tbl>
@@ -654,6 +659,10 @@
         <w:gridCol w:w="3061"/>
       </w:tblGrid>
       <w:tr>
+        <w:trPr>
+          <w:tblHeader/>
+          <w:cantSplit/>
+        </w:trPr>
         <w:tc>
           <w:tcPr>
             <w:tcW w:type="dxa" w:w="2835"/>
@@ -710,6 +719,9 @@
         </w:tc>
       </w:tr>
       <w:tr>
+        <w:trPr>
+          <w:cantSplit/>
+        </w:trPr>
         <w:tc>
           <w:tcPr>
             <w:tcW w:type="dxa" w:w="2835"/>
@@ -766,6 +778,9 @@
         </w:tc>
       </w:tr>
       <w:tr>
+        <w:trPr>
+          <w:cantSplit/>
+        </w:trPr>
         <w:tc>
           <w:tcPr>
             <w:tcW w:type="dxa" w:w="2835"/>
@@ -822,6 +837,9 @@
         </w:tc>
       </w:tr>
       <w:tr>
+        <w:trPr>
+          <w:cantSplit/>
+        </w:trPr>
         <w:tc>
           <w:tcPr>
             <w:tcW w:type="dxa" w:w="2835"/>
@@ -878,6 +896,9 @@
         </w:tc>
       </w:tr>
       <w:tr>
+        <w:trPr>
+          <w:cantSplit/>
+        </w:trPr>
         <w:tc>
           <w:tcPr>
             <w:tcW w:type="dxa" w:w="2835"/>
@@ -928,12 +949,15 @@
                 <w:color w:val="323539"/>
                 <w:sz w:val="18"/>
               </w:rPr>
-              <w:t>Режим подрядчика</w:t>
+              <w:t>Режим и состав сделки</w:t>
             </w:r>
           </w:p>
         </w:tc>
       </w:tr>
       <w:tr>
+        <w:trPr>
+          <w:cantSplit/>
+        </w:trPr>
         <w:tc>
           <w:tcPr>
             <w:tcW w:type="dxa" w:w="2835"/>
@@ -990,6 +1014,9 @@
         </w:tc>
       </w:tr>
       <w:tr>
+        <w:trPr>
+          <w:cantSplit/>
+        </w:trPr>
         <w:tc>
           <w:tcPr>
             <w:tcW w:type="dxa" w:w="2835"/>
@@ -1036,12 +1063,15 @@
               <w:rPr>
                 <w:sz w:val="18"/>
               </w:rPr>
-              <w:t>Долг ___ ₽; ставка ___ %; срок ___ мес.</w:t>
+              <w:t>Только стоимость финансирования, без повторного вычета основного долга</w:t>
             </w:r>
           </w:p>
         </w:tc>
       </w:tr>
       <w:tr>
+        <w:trPr>
+          <w:cantSplit/>
+        </w:trPr>
         <w:tc>
           <w:tcPr>
             <w:tcW w:type="dxa" w:w="2835"/>
@@ -1056,7 +1086,7 @@
                 <w:color w:val="323539"/>
                 <w:sz w:val="18"/>
               </w:rPr>
-              <w:t>Ж. Чистые поступления</w:t>
+              <w:t>Ж. Новые доплаты подрядчика</w:t>
             </w:r>
           </w:p>
         </w:tc>
@@ -1074,7 +1104,7 @@
                 <w:color w:val="323539"/>
                 <w:sz w:val="18"/>
               </w:rPr>
-              <w:t>В − Г − Д − Е</w:t>
+              <w:t>________</w:t>
             </w:r>
           </w:p>
         </w:tc>
@@ -1092,12 +1122,15 @@
                 <w:color w:val="323539"/>
                 <w:sz w:val="18"/>
               </w:rPr>
-              <w:t>Расчёт</w:t>
+              <w:t>Остаток цены ДДУ / доплата цеденту / иные новые платежи; расшифровать, без дублей Г–Е</w:t>
             </w:r>
           </w:p>
         </w:tc>
       </w:tr>
       <w:tr>
+        <w:trPr>
+          <w:cantSplit/>
+        </w:trPr>
         <w:tc>
           <w:tcPr>
             <w:tcW w:type="dxa" w:w="2835"/>
@@ -1112,7 +1145,7 @@
                 <w:color w:val="323539"/>
                 <w:sz w:val="18"/>
               </w:rPr>
-              <w:t>З. Стоимость работ</w:t>
+              <w:t>З. Чистое поступление от недвижимости</w:t>
             </w:r>
           </w:p>
         </w:tc>
@@ -1130,7 +1163,7 @@
                 <w:color w:val="323539"/>
                 <w:sz w:val="18"/>
               </w:rPr>
-              <w:t>________</w:t>
+              <w:t>В − Г − Д − Е − Ж</w:t>
             </w:r>
           </w:p>
         </w:tc>
@@ -1148,12 +1181,15 @@
                 <w:color w:val="323539"/>
                 <w:sz w:val="18"/>
               </w:rPr>
-              <w:t>Договор, КС</w:t>
+              <w:t>Подтверждённые величины; неизвестное ≠ 0</w:t>
             </w:r>
           </w:p>
         </w:tc>
       </w:tr>
       <w:tr>
+        <w:trPr>
+          <w:cantSplit/>
+        </w:trPr>
         <w:tc>
           <w:tcPr>
             <w:tcW w:type="dxa" w:w="2835"/>
@@ -1168,7 +1204,7 @@
                 <w:color w:val="323539"/>
                 <w:sz w:val="18"/>
               </w:rPr>
-              <w:t>И. Разница</w:t>
+              <w:t>И. Денежная часть расчёта</w:t>
             </w:r>
           </w:p>
         </w:tc>
@@ -1186,7 +1222,7 @@
                 <w:color w:val="323539"/>
                 <w:sz w:val="18"/>
               </w:rPr>
-              <w:t>Ж − З</w:t>
+              <w:t>________</w:t>
             </w:r>
           </w:p>
         </w:tc>
@@ -1204,7 +1240,184 @@
                 <w:color w:val="323539"/>
                 <w:sz w:val="18"/>
               </w:rPr>
-              <w:t>Минус = потеря маржи</w:t>
+              <w:t>Деньги подрядчику в счёт того же долга</w:t>
+            </w:r>
+          </w:p>
+        </w:tc>
+      </w:tr>
+      <w:tr>
+        <w:trPr>
+          <w:cantSplit/>
+        </w:trPr>
+        <w:tc>
+          <w:tcPr>
+            <w:tcW w:type="dxa" w:w="2835"/>
+          </w:tcPr>
+          <w:p>
+            <w:pPr>
+              <w:spacing w:after="40"/>
+            </w:pPr>
+            <w:r>
+              <w:rPr>
+                <w:i w:val="0"/>
+                <w:color w:val="323539"/>
+                <w:sz w:val="18"/>
+              </w:rPr>
+              <w:t>К. Суммарное поступление по схеме</w:t>
+            </w:r>
+          </w:p>
+        </w:tc>
+        <w:tc>
+          <w:tcPr>
+            <w:tcW w:type="dxa" w:w="3572"/>
+          </w:tcPr>
+          <w:p>
+            <w:pPr>
+              <w:spacing w:after="40"/>
+            </w:pPr>
+            <w:r>
+              <w:rPr>
+                <w:i w:val="0"/>
+                <w:color w:val="323539"/>
+                <w:sz w:val="18"/>
+              </w:rPr>
+              <w:t>З + И</w:t>
+            </w:r>
+          </w:p>
+        </w:tc>
+        <w:tc>
+          <w:tcPr>
+            <w:tcW w:type="dxa" w:w="3061"/>
+          </w:tcPr>
+          <w:p>
+            <w:pPr>
+              <w:spacing w:after="40"/>
+            </w:pPr>
+            <w:r>
+              <w:rPr>
+                <w:i w:val="0"/>
+                <w:color w:val="323539"/>
+                <w:sz w:val="18"/>
+              </w:rPr>
+              <w:t>Недвижимость и деньги вместе</w:t>
+            </w:r>
+          </w:p>
+        </w:tc>
+      </w:tr>
+      <w:tr>
+        <w:trPr>
+          <w:cantSplit/>
+        </w:trPr>
+        <w:tc>
+          <w:tcPr>
+            <w:tcW w:type="dxa" w:w="2835"/>
+          </w:tcPr>
+          <w:p>
+            <w:pPr>
+              <w:spacing w:after="40"/>
+            </w:pPr>
+            <w:r>
+              <w:rPr>
+                <w:i w:val="0"/>
+                <w:color w:val="323539"/>
+                <w:sz w:val="18"/>
+              </w:rPr>
+              <w:t>Л. Погашаемый долг за работы</w:t>
+            </w:r>
+          </w:p>
+        </w:tc>
+        <w:tc>
+          <w:tcPr>
+            <w:tcW w:type="dxa" w:w="3572"/>
+          </w:tcPr>
+          <w:p>
+            <w:pPr>
+              <w:spacing w:after="40"/>
+            </w:pPr>
+            <w:r>
+              <w:rPr>
+                <w:i w:val="0"/>
+                <w:color w:val="323539"/>
+                <w:sz w:val="18"/>
+              </w:rPr>
+              <w:t>________</w:t>
+            </w:r>
+          </w:p>
+        </w:tc>
+        <w:tc>
+          <w:tcPr>
+            <w:tcW w:type="dxa" w:w="3061"/>
+          </w:tcPr>
+          <w:p>
+            <w:pPr>
+              <w:spacing w:after="40"/>
+            </w:pPr>
+            <w:r>
+              <w:rPr>
+                <w:i w:val="0"/>
+                <w:color w:val="323539"/>
+                <w:sz w:val="18"/>
+              </w:rPr>
+              <w:t>Долг, прекращаемый всей схемой; не вся цена договора</w:t>
+            </w:r>
+          </w:p>
+        </w:tc>
+      </w:tr>
+      <w:tr>
+        <w:trPr>
+          <w:cantSplit/>
+        </w:trPr>
+        <w:tc>
+          <w:tcPr>
+            <w:tcW w:type="dxa" w:w="2835"/>
+          </w:tcPr>
+          <w:p>
+            <w:pPr>
+              <w:spacing w:after="40"/>
+            </w:pPr>
+            <w:r>
+              <w:rPr>
+                <w:i w:val="0"/>
+                <w:color w:val="323539"/>
+                <w:sz w:val="18"/>
+              </w:rPr>
+              <w:t>М. Разница с денежной оплатой</w:t>
+            </w:r>
+          </w:p>
+        </w:tc>
+        <w:tc>
+          <w:tcPr>
+            <w:tcW w:type="dxa" w:w="3572"/>
+          </w:tcPr>
+          <w:p>
+            <w:pPr>
+              <w:spacing w:after="40"/>
+            </w:pPr>
+            <w:r>
+              <w:rPr>
+                <w:i w:val="0"/>
+                <w:color w:val="323539"/>
+                <w:sz w:val="18"/>
+              </w:rPr>
+              <w:t>К − Л</w:t>
+            </w:r>
+          </w:p>
+        </w:tc>
+        <w:tc>
+          <w:tcPr>
+            <w:tcW w:type="dxa" w:w="3061"/>
+          </w:tcPr>
+          <w:p>
+            <w:pPr>
+              <w:spacing w:after="40"/>
+            </w:pPr>
+            <w:r>
+              <w:rPr>
+                <w:i w:val="0"/>
+                <w:color w:val="323539"/>
+                <w:sz w:val="18"/>
+              </w:rPr>
+              <w:t>Экономическое сравнение на одном периметре долга</w:t>
             </w:r>
           </w:p>
         </w:tc>
@@ -1212,7 +1425,12 @@
     </w:tbl>
     <w:p>
       <w:r>
-        <w:t>Условный пример: цена продажи 10 000 000 ₽, дисконт 5% → 9 500 000 ₽; налоги 600 000 ₽, продажа 200 000 ₽, финансирование 400 000 ₽ (долг 4 000 000 ₽ × 12% × 10 мес. / 1200) → чистые поступления 8 300 000 ₽. При стоимости работ 9 000 000 ₽ разница −700 000 ₽. Не используйте пример вместо расчёта реальной сделки.</w:t>
+        <w:rPr>
+          <w:rFonts w:ascii="Times New Roman" w:hAnsi="Times New Roman"/>
+          <w:color w:val="34383C"/>
+          <w:sz w:val="21"/>
+        </w:rPr>
+        <w:t>Контрольный пример 1: продажа 10 000 000 ₽, дисконт 5% → выручка 9 500 000 ₽; налоги 600 000 ₽, продажа 200 000 ₽, финансирование 400 000 ₽ → 8 300 000 ₽ до новых доплат. Доплата по ДДУ из денег подрядчика 3 000 000 ₽ → чистое поступление 5 300 000 ₽. При погашаемом долге 9 000 000 ₽ разница −3 700 000 ₽. Контрольный пример 2: чистое поступление от недвижимости 6 500 000 ₽ плюс денежная часть 3 000 000 ₽ минус погашаемый долг 9 000 000 ₽ = +500 000 ₽. Цифры учебные.</w:t>
       </w:r>
     </w:p>
     <w:p>
@@ -1349,7 +1567,7 @@
           <w:sz w:val="21"/>
           <w:szCs w:val="24"/>
         </w:rPr>
-        <w:t>☐  По передаваемым ДДУ счета эскроу не открыты или не наполнены.</w:t>
+        <w:t>☐  При уступке: размер внесённых на эскроу средств либо остатка обязательства документально не подтверждён. При новом ДДУ: не подтверждён источник денег для внесения после регистрации. Это разные риски; отсутствие пополнения до регистрации нового ДДУ само по себе не является нарушением этой последовательности.</w:t>
       </w:r>
     </w:p>
     <w:p>
@@ -1471,6 +1689,122 @@
         </w:rPr>
         <w:t xml:space="preserve">☐  Скидка от метра заметно выше рыночной — цена риска, который продают вместе с метрами.</w:t>
       </w:r>
+    </w:p>
+    <w:p>
+      <w:pPr>
+        <w:keepNext/>
+      </w:pPr>
+      <w:r>
+        <w:rPr>
+          <w:b/>
+          <w:sz w:val="20"/>
+        </w:rPr>
+        <w:t>Расшифровка дополнительных денег и подтверждений</w:t>
+      </w:r>
+    </w:p>
+    <w:p>
+      <w:r>
+        <w:rPr>
+          <w:rFonts w:ascii="Times New Roman" w:hAnsi="Times New Roman"/>
+          <w:b w:val="0"/>
+          <w:color w:val="34383C"/>
+          <w:sz w:val="21"/>
+        </w:rPr>
+        <w:t>Для строки Ж запишите по каждому платежу: получатель, основание, сумма, срок и источник денег. Платёж, уже вычтенный в налогах, продаже или финансировании, второй раз не вычитайте. Денежную часть строки И подтверждайте договором и графиком; её срок и риск неполучения рассматривайте отдельно. Финансирование рассчитывайте только на фактический размер привлечённых средств и срок.</w:t>
+      </w:r>
+    </w:p>
+    <w:p>
+      <w:pPr>
+        <w:keepNext/>
+      </w:pPr>
+      <w:r>
+        <w:rPr>
+          <w:b/>
+          <w:sz w:val="20"/>
+        </w:rPr>
+        <w:t>Нормативные основания · проверено 21.10.2026</w:t>
+      </w:r>
+    </w:p>
+    <w:p>
+      <w:pPr>
+        <w:spacing w:after="60"/>
+      </w:pPr>
+      <w:hyperlink r:id="rId10">
+        <w:r>
+          <w:rPr>
+            <w:color w:val="806238"/>
+            <w:sz w:val="18"/>
+            <w:u w:val="single"/>
+          </w:rPr>
+          <w:t>Закон № 214-ФЗ, ст. 11 — уступка, оплата и одновременный перевод долга</w:t>
+        </w:r>
+      </w:hyperlink>
+    </w:p>
+    <w:p>
+      <w:pPr>
+        <w:spacing w:after="60"/>
+      </w:pPr>
+      <w:hyperlink r:id="rId11">
+        <w:r>
+          <w:rPr>
+            <w:color w:val="806238"/>
+            <w:sz w:val="18"/>
+            <w:u w:val="single"/>
+          </w:rPr>
+          <w:t>Закон № 214-ФЗ, ст. 15.5, ч. 4 — внесение денег после регистрации ДДУ</w:t>
+        </w:r>
+      </w:hyperlink>
+    </w:p>
+    <w:p>
+      <w:pPr>
+        <w:keepNext/>
+      </w:pPr>
+      <w:r>
+        <w:rPr>
+          <w:b/>
+          <w:sz w:val="20"/>
+        </w:rPr>
+        <w:t>Помощь по комплекту</w:t>
+      </w:r>
+    </w:p>
+    <w:p>
+      <w:r>
+        <w:rPr>
+          <w:b w:val="0"/>
+          <w:sz w:val="18"/>
+        </w:rPr>
+        <w:t>Вопрос по заполнению или ошибка: nastoronepodryadchika@yandex.ru. Укажите P11, редакцию 21.10.2026, файл и пункт; для таблицы — лист и ячейку. Пример направляйте без персональных данных и коммерческих реквизитов.</w:t>
+      </w:r>
+    </w:p>
+    <w:p>
+      <w:pPr>
+        <w:spacing w:after="60"/>
+      </w:pPr>
+      <w:hyperlink r:id="rId12">
+        <w:r>
+          <w:rPr>
+            <w:color w:val="806238"/>
+            <w:sz w:val="18"/>
+            <w:u w:val="single"/>
+          </w:rPr>
+          <w:t>При введённой процедуре банкротства — порядок предъявления требований, P9</w:t>
+        </w:r>
+      </w:hyperlink>
+    </w:p>
+    <w:p>
+      <w:pPr>
+        <w:spacing w:after="60"/>
+      </w:pPr>
+      <w:hyperlink r:id="rId13">
+        <w:r>
+          <w:rPr>
+            <w:sz w:val="18"/>
+            <w:color w:val="806238"/>
+            <w:u w:val="single"/>
+          </w:rPr>
+          <w:t>Написать вопрос или сообщить об ошибке</w:t>
+        </w:r>
+      </w:hyperlink>
     </w:p>
     <w:sectPr>
       <w:headerReference w:type="default" r:id="rId8"/>
